--- a/lessons/7-4/readiness/practice.docx
+++ b/lessons/7-4/readiness/practice.docx
@@ -86,7 +86,1397 @@
     </w:p>
     <w:p>
       <w:pPr>
-        <w:spacing w:after="120" w:before="0"/>
+        <w:spacing w:after="60" w:before="120"/>
+      </w:pPr>
+      <w:r>
+        <w:rPr>
+          <w:b/>
+          <w:bCs/>
+          <w:color w:val="0F2B3C"/>
+          <w:sz w:val="24"/>
+          <w:szCs w:val="24"/>
+        </w:rPr>
+        <w:t xml:space="preserve">Vocabulary Anchor Box</w:t>
+      </w:r>
+    </w:p>
+    <w:tbl>
+      <w:tblPr>
+        <w:tblW w:type="dxa" w:w="9360"/>
+        <w:tblBorders>
+          <w:top w:val="single" w:color="C7D2DD" w:sz="6"/>
+          <w:left w:val="single" w:color="C7D2DD" w:sz="6"/>
+          <w:bottom w:val="single" w:color="C7D2DD" w:sz="6"/>
+          <w:right w:val="single" w:color="C7D2DD" w:sz="6"/>
+          <w:insideH w:val="single" w:color="C7D2DD" w:sz="6"/>
+          <w:insideV w:val="single" w:color="C7D2DD" w:sz="6"/>
+        </w:tblBorders>
+      </w:tblPr>
+      <w:tblGrid>
+        <w:gridCol w:w="1800"/>
+        <w:gridCol w:w="3160"/>
+        <w:gridCol w:w="2200"/>
+        <w:gridCol w:w="2200"/>
+      </w:tblGrid>
+      <w:tr>
+        <w:trPr>
+          <w:cantSplit/>
+          <w:tblHeader/>
+        </w:trPr>
+        <w:tc>
+          <w:tcPr>
+            <w:tcW w:type="dxa" w:w="1800"/>
+            <w:shd w:fill="EEF4F8" w:color="auto" w:val="clear"/>
+            <w:tcMar>
+              <w:top w:type="dxa" w:w="60"/>
+              <w:left w:type="dxa" w:w="100"/>
+              <w:bottom w:type="dxa" w:w="60"/>
+              <w:right w:type="dxa" w:w="100"/>
+            </w:tcMar>
+          </w:tcPr>
+          <w:p>
+            <w:pPr>
+              <w:spacing w:after="0" w:before="0"/>
+            </w:pPr>
+            <w:r>
+              <w:rPr>
+                <w:b/>
+                <w:bCs/>
+                <w:color w:val="0F2B3C"/>
+                <w:sz w:val="18"/>
+                <w:szCs w:val="18"/>
+              </w:rPr>
+              <w:t xml:space="preserve">Concept Term</w:t>
+            </w:r>
+          </w:p>
+        </w:tc>
+        <w:tc>
+          <w:tcPr>
+            <w:tcW w:type="dxa" w:w="3160"/>
+            <w:shd w:fill="EEF4F8" w:color="auto" w:val="clear"/>
+            <w:tcMar>
+              <w:top w:type="dxa" w:w="60"/>
+              <w:left w:type="dxa" w:w="100"/>
+              <w:bottom w:type="dxa" w:w="60"/>
+              <w:right w:type="dxa" w:w="100"/>
+            </w:tcMar>
+          </w:tcPr>
+          <w:p>
+            <w:pPr>
+              <w:spacing w:after="0" w:before="0"/>
+            </w:pPr>
+            <w:r>
+              <w:rPr>
+                <w:b/>
+                <w:bCs/>
+                <w:color w:val="0F2B3C"/>
+                <w:sz w:val="18"/>
+                <w:szCs w:val="18"/>
+              </w:rPr>
+              <w:t xml:space="preserve">Student-Friendly Definition</w:t>
+            </w:r>
+          </w:p>
+        </w:tc>
+        <w:tc>
+          <w:tcPr>
+            <w:tcW w:type="dxa" w:w="2200"/>
+            <w:shd w:fill="EEF4F8" w:color="auto" w:val="clear"/>
+            <w:tcMar>
+              <w:top w:type="dxa" w:w="60"/>
+              <w:left w:type="dxa" w:w="100"/>
+              <w:bottom w:type="dxa" w:w="60"/>
+              <w:right w:type="dxa" w:w="100"/>
+            </w:tcMar>
+          </w:tcPr>
+          <w:p>
+            <w:pPr>
+              <w:spacing w:after="0" w:before="0"/>
+            </w:pPr>
+            <w:r>
+              <w:rPr>
+                <w:b/>
+                <w:bCs/>
+                <w:color w:val="0F2B3C"/>
+                <w:sz w:val="18"/>
+                <w:szCs w:val="18"/>
+              </w:rPr>
+              <w:t xml:space="preserve">Non-Example</w:t>
+            </w:r>
+          </w:p>
+        </w:tc>
+        <w:tc>
+          <w:tcPr>
+            <w:tcW w:type="dxa" w:w="2200"/>
+            <w:shd w:fill="EEF4F8" w:color="auto" w:val="clear"/>
+            <w:tcMar>
+              <w:top w:type="dxa" w:w="60"/>
+              <w:left w:type="dxa" w:w="100"/>
+              <w:bottom w:type="dxa" w:w="60"/>
+              <w:right w:type="dxa" w:w="100"/>
+            </w:tcMar>
+          </w:tcPr>
+          <w:p>
+            <w:pPr>
+              <w:spacing w:after="0" w:before="0"/>
+            </w:pPr>
+            <w:r>
+              <w:rPr>
+                <w:b/>
+                <w:bCs/>
+                <w:color w:val="0F2B3C"/>
+                <w:sz w:val="18"/>
+                <w:szCs w:val="18"/>
+              </w:rPr>
+              <w:t xml:space="preserve">Visual Clue</w:t>
+            </w:r>
+          </w:p>
+        </w:tc>
+      </w:tr>
+      <w:tr>
+        <w:trPr>
+          <w:cantSplit/>
+        </w:trPr>
+        <w:tc>
+          <w:tcPr>
+            <w:tcW w:type="dxa" w:w="1800"/>
+            <w:tcMar>
+              <w:top w:type="dxa" w:w="60"/>
+              <w:left w:type="dxa" w:w="100"/>
+              <w:bottom w:type="dxa" w:w="60"/>
+              <w:right w:type="dxa" w:w="100"/>
+            </w:tcMar>
+            <w:vAlign w:val="top"/>
+          </w:tcPr>
+          <w:p>
+            <w:pPr>
+              <w:spacing w:after="20" w:before="0"/>
+            </w:pPr>
+            <w:r>
+              <w:rPr>
+                <w:b/>
+                <w:bCs/>
+                <w:color w:val="0F2B3C"/>
+                <w:sz w:val="20"/>
+                <w:szCs w:val="20"/>
+              </w:rPr>
+              <w:t xml:space="preserve">Compare and Order Integers</w:t>
+            </w:r>
+          </w:p>
+          <w:p>
+            <w:pPr>
+              <w:spacing w:after="0" w:before="0"/>
+            </w:pPr>
+            <w:r>
+              <w:rPr>
+                <w:i/>
+                <w:iCs/>
+                <w:color w:val="5E6E7E"/>
+                <w:sz w:val="18"/>
+                <w:szCs w:val="18"/>
+              </w:rPr>
+              <w:t xml:space="preserve">Comparar y ordenar enteros</w:t>
+            </w:r>
+          </w:p>
+        </w:tc>
+        <w:tc>
+          <w:tcPr>
+            <w:tcW w:type="dxa" w:w="3160"/>
+            <w:tcMar>
+              <w:top w:type="dxa" w:w="60"/>
+              <w:left w:type="dxa" w:w="100"/>
+              <w:bottom w:type="dxa" w:w="60"/>
+              <w:right w:type="dxa" w:w="100"/>
+            </w:tcMar>
+            <w:vAlign w:val="top"/>
+          </w:tcPr>
+          <w:p>
+            <w:pPr>
+              <w:spacing w:after="0" w:before="0"/>
+            </w:pPr>
+            <w:r>
+              <w:rPr>
+                <w:sz w:val="19"/>
+                <w:szCs w:val="19"/>
+              </w:rPr>
+              <w:t xml:space="preserve">Use a number line to decide which integers are greater or less and place them in order.</w:t>
+            </w:r>
+          </w:p>
+        </w:tc>
+        <w:tc>
+          <w:tcPr>
+            <w:tcW w:type="dxa" w:w="2200"/>
+            <w:tcMar>
+              <w:top w:type="dxa" w:w="60"/>
+              <w:left w:type="dxa" w:w="100"/>
+              <w:bottom w:type="dxa" w:w="60"/>
+              <w:right w:type="dxa" w:w="100"/>
+            </w:tcMar>
+            <w:vAlign w:val="top"/>
+          </w:tcPr>
+          <w:p>
+            <w:pPr>
+              <w:spacing w:after="30" w:before="0"/>
+            </w:pPr>
+            <w:r>
+              <w:rPr>
+                <w:i/>
+                <w:iCs/>
+                <w:color w:val="5E6E7E"/>
+                <w:sz w:val="18"/>
+                <w:szCs w:val="18"/>
+              </w:rPr>
+              <w:t xml:space="preserve">Not Compare and Order Integers: write a counter-example that does not fit the rule.</w:t>
+            </w:r>
+          </w:p>
+          <w:p>
+            <w:pPr>
+              <w:spacing w:after="50" w:before="0"/>
+            </w:pPr>
+            <w:r>
+              <w:rPr>
+                <w:color w:val="BBBBBB"/>
+                <w:sz w:val="18"/>
+                <w:szCs w:val="18"/>
+              </w:rPr>
+              <w:t xml:space="preserve">____________________________</w:t>
+            </w:r>
+          </w:p>
+        </w:tc>
+        <w:tc>
+          <w:tcPr>
+            <w:tcW w:type="dxa" w:w="2200"/>
+            <w:tcMar>
+              <w:top w:type="dxa" w:w="60"/>
+              <w:left w:type="dxa" w:w="100"/>
+              <w:bottom w:type="dxa" w:w="60"/>
+              <w:right w:type="dxa" w:w="100"/>
+            </w:tcMar>
+            <w:vAlign w:val="top"/>
+          </w:tcPr>
+          <w:p>
+            <w:pPr>
+              <w:spacing w:after="0" w:before="0"/>
+            </w:pPr>
+            <w:r>
+              <w:rPr>
+                <w:i/>
+                <w:iCs/>
+                <w:color w:val="5E6E7E"/>
+                <w:sz w:val="18"/>
+                <w:szCs w:val="18"/>
+              </w:rPr>
+              <w:t xml:space="preserve">−5 &lt; −2 &lt; 0 &lt; 3</w:t>
+            </w:r>
+          </w:p>
+        </w:tc>
+      </w:tr>
+      <w:tr>
+        <w:trPr>
+          <w:cantSplit/>
+        </w:trPr>
+        <w:tc>
+          <w:tcPr>
+            <w:tcW w:type="dxa" w:w="1800"/>
+            <w:tcMar>
+              <w:top w:type="dxa" w:w="60"/>
+              <w:left w:type="dxa" w:w="100"/>
+              <w:bottom w:type="dxa" w:w="60"/>
+              <w:right w:type="dxa" w:w="100"/>
+            </w:tcMar>
+            <w:vAlign w:val="top"/>
+          </w:tcPr>
+          <w:p>
+            <w:pPr>
+              <w:spacing w:after="20" w:before="0"/>
+            </w:pPr>
+            <w:r>
+              <w:rPr>
+                <w:b/>
+                <w:bCs/>
+                <w:color w:val="0F2B3C"/>
+                <w:sz w:val="20"/>
+                <w:szCs w:val="20"/>
+              </w:rPr>
+              <w:t xml:space="preserve">Number line</w:t>
+            </w:r>
+          </w:p>
+          <w:p>
+            <w:pPr>
+              <w:spacing w:after="0" w:before="0"/>
+            </w:pPr>
+            <w:r>
+              <w:rPr>
+                <w:i/>
+                <w:iCs/>
+                <w:color w:val="5E6E7E"/>
+                <w:sz w:val="18"/>
+                <w:szCs w:val="18"/>
+              </w:rPr>
+              <w:t xml:space="preserve">Recta numérica</w:t>
+            </w:r>
+          </w:p>
+        </w:tc>
+        <w:tc>
+          <w:tcPr>
+            <w:tcW w:type="dxa" w:w="3160"/>
+            <w:tcMar>
+              <w:top w:type="dxa" w:w="60"/>
+              <w:left w:type="dxa" w:w="100"/>
+              <w:bottom w:type="dxa" w:w="60"/>
+              <w:right w:type="dxa" w:w="100"/>
+            </w:tcMar>
+            <w:vAlign w:val="top"/>
+          </w:tcPr>
+          <w:p>
+            <w:pPr>
+              <w:spacing w:after="0" w:before="0"/>
+            </w:pPr>
+            <w:r>
+              <w:rPr>
+                <w:sz w:val="19"/>
+                <w:szCs w:val="19"/>
+              </w:rPr>
+              <w:t xml:space="preserve">A straight line where numbers are placed in order; numbers get smaller to the left and larger to the right.</w:t>
+            </w:r>
+          </w:p>
+        </w:tc>
+        <w:tc>
+          <w:tcPr>
+            <w:tcW w:type="dxa" w:w="2200"/>
+            <w:tcMar>
+              <w:top w:type="dxa" w:w="60"/>
+              <w:left w:type="dxa" w:w="100"/>
+              <w:bottom w:type="dxa" w:w="60"/>
+              <w:right w:type="dxa" w:w="100"/>
+            </w:tcMar>
+            <w:vAlign w:val="top"/>
+          </w:tcPr>
+          <w:p>
+            <w:pPr>
+              <w:spacing w:after="30" w:before="0"/>
+            </w:pPr>
+            <w:r>
+              <w:rPr>
+                <w:i/>
+                <w:iCs/>
+                <w:color w:val="5E6E7E"/>
+                <w:sz w:val="18"/>
+                <w:szCs w:val="18"/>
+              </w:rPr>
+              <w:t xml:space="preserve">Not Number line: write a counter-example that does not fit the rule.</w:t>
+            </w:r>
+          </w:p>
+          <w:p>
+            <w:pPr>
+              <w:spacing w:after="50" w:before="0"/>
+            </w:pPr>
+            <w:r>
+              <w:rPr>
+                <w:color w:val="BBBBBB"/>
+                <w:sz w:val="18"/>
+                <w:szCs w:val="18"/>
+              </w:rPr>
+              <w:t xml:space="preserve">____________________________</w:t>
+            </w:r>
+          </w:p>
+        </w:tc>
+        <w:tc>
+          <w:tcPr>
+            <w:tcW w:type="dxa" w:w="2200"/>
+            <w:tcMar>
+              <w:top w:type="dxa" w:w="60"/>
+              <w:left w:type="dxa" w:w="100"/>
+              <w:bottom w:type="dxa" w:w="60"/>
+              <w:right w:type="dxa" w:w="100"/>
+            </w:tcMar>
+            <w:vAlign w:val="top"/>
+          </w:tcPr>
+          <w:p>
+            <w:pPr>
+              <w:spacing w:after="0" w:before="0"/>
+            </w:pPr>
+            <w:r>
+              <w:rPr>
+                <w:i/>
+                <w:iCs/>
+                <w:color w:val="5E6E7E"/>
+                <w:sz w:val="18"/>
+                <w:szCs w:val="18"/>
+              </w:rPr>
+              <w:t xml:space="preserve">←  -3  -2  -1   0   1   2   3  →</w:t>
+            </w:r>
+          </w:p>
+        </w:tc>
+      </w:tr>
+      <w:tr>
+        <w:trPr>
+          <w:cantSplit/>
+        </w:trPr>
+        <w:tc>
+          <w:tcPr>
+            <w:tcW w:type="dxa" w:w="1800"/>
+            <w:tcMar>
+              <w:top w:type="dxa" w:w="60"/>
+              <w:left w:type="dxa" w:w="100"/>
+              <w:bottom w:type="dxa" w:w="60"/>
+              <w:right w:type="dxa" w:w="100"/>
+            </w:tcMar>
+            <w:vAlign w:val="top"/>
+          </w:tcPr>
+          <w:p>
+            <w:pPr>
+              <w:spacing w:after="20" w:before="0"/>
+            </w:pPr>
+            <w:r>
+              <w:rPr>
+                <w:b/>
+                <w:bCs/>
+                <w:color w:val="0F2B3C"/>
+                <w:sz w:val="20"/>
+                <w:szCs w:val="20"/>
+              </w:rPr>
+              <w:t xml:space="preserve">Compare</w:t>
+            </w:r>
+          </w:p>
+          <w:p>
+            <w:pPr>
+              <w:spacing w:after="0" w:before="0"/>
+            </w:pPr>
+            <w:r>
+              <w:rPr>
+                <w:i/>
+                <w:iCs/>
+                <w:color w:val="5E6E7E"/>
+                <w:sz w:val="18"/>
+                <w:szCs w:val="18"/>
+              </w:rPr>
+              <w:t xml:space="preserve">Comparar</w:t>
+            </w:r>
+          </w:p>
+        </w:tc>
+        <w:tc>
+          <w:tcPr>
+            <w:tcW w:type="dxa" w:w="3160"/>
+            <w:tcMar>
+              <w:top w:type="dxa" w:w="60"/>
+              <w:left w:type="dxa" w:w="100"/>
+              <w:bottom w:type="dxa" w:w="60"/>
+              <w:right w:type="dxa" w:w="100"/>
+            </w:tcMar>
+            <w:vAlign w:val="top"/>
+          </w:tcPr>
+          <w:p>
+            <w:pPr>
+              <w:spacing w:after="0" w:before="0"/>
+            </w:pPr>
+            <w:r>
+              <w:rPr>
+                <w:sz w:val="19"/>
+                <w:szCs w:val="19"/>
+              </w:rPr>
+              <w:t xml:space="preserve">To see if a number is bigger, smaller, or equal to another.</w:t>
+            </w:r>
+          </w:p>
+        </w:tc>
+        <w:tc>
+          <w:tcPr>
+            <w:tcW w:type="dxa" w:w="2200"/>
+            <w:tcMar>
+              <w:top w:type="dxa" w:w="60"/>
+              <w:left w:type="dxa" w:w="100"/>
+              <w:bottom w:type="dxa" w:w="60"/>
+              <w:right w:type="dxa" w:w="100"/>
+            </w:tcMar>
+            <w:vAlign w:val="top"/>
+          </w:tcPr>
+          <w:p>
+            <w:pPr>
+              <w:spacing w:after="30" w:before="0"/>
+            </w:pPr>
+            <w:r>
+              <w:rPr>
+                <w:i/>
+                <w:iCs/>
+                <w:color w:val="5E6E7E"/>
+                <w:sz w:val="18"/>
+                <w:szCs w:val="18"/>
+              </w:rPr>
+              <w:t xml:space="preserve">Not Compare: write a counter-example that does not fit the rule.</w:t>
+            </w:r>
+          </w:p>
+          <w:p>
+            <w:pPr>
+              <w:spacing w:after="50" w:before="0"/>
+            </w:pPr>
+            <w:r>
+              <w:rPr>
+                <w:color w:val="BBBBBB"/>
+                <w:sz w:val="18"/>
+                <w:szCs w:val="18"/>
+              </w:rPr>
+              <w:t xml:space="preserve">____________________________</w:t>
+            </w:r>
+          </w:p>
+        </w:tc>
+        <w:tc>
+          <w:tcPr>
+            <w:tcW w:type="dxa" w:w="2200"/>
+            <w:tcMar>
+              <w:top w:type="dxa" w:w="60"/>
+              <w:left w:type="dxa" w:w="100"/>
+              <w:bottom w:type="dxa" w:w="60"/>
+              <w:right w:type="dxa" w:w="100"/>
+            </w:tcMar>
+            <w:vAlign w:val="top"/>
+          </w:tcPr>
+          <w:p>
+            <w:pPr>
+              <w:spacing w:after="0" w:before="0"/>
+            </w:pPr>
+            <w:r>
+              <w:rPr>
+                <w:i/>
+                <w:iCs/>
+                <w:color w:val="5E6E7E"/>
+                <w:sz w:val="18"/>
+                <w:szCs w:val="18"/>
+              </w:rPr>
+              <w:t xml:space="preserve">-3 &lt; 2 because -3 is farther left on the number line than 2</w:t>
+            </w:r>
+          </w:p>
+        </w:tc>
+      </w:tr>
+      <w:tr>
+        <w:trPr>
+          <w:cantSplit/>
+        </w:trPr>
+        <w:tc>
+          <w:tcPr>
+            <w:tcW w:type="dxa" w:w="1800"/>
+            <w:tcMar>
+              <w:top w:type="dxa" w:w="60"/>
+              <w:left w:type="dxa" w:w="100"/>
+              <w:bottom w:type="dxa" w:w="60"/>
+              <w:right w:type="dxa" w:w="100"/>
+            </w:tcMar>
+            <w:vAlign w:val="top"/>
+          </w:tcPr>
+          <w:p>
+            <w:pPr>
+              <w:spacing w:after="20" w:before="0"/>
+            </w:pPr>
+            <w:r>
+              <w:rPr>
+                <w:b/>
+                <w:bCs/>
+                <w:color w:val="0F2B3C"/>
+                <w:sz w:val="20"/>
+                <w:szCs w:val="20"/>
+              </w:rPr>
+              <w:t xml:space="preserve">Order</w:t>
+            </w:r>
+          </w:p>
+          <w:p>
+            <w:pPr>
+              <w:spacing w:after="0" w:before="0"/>
+            </w:pPr>
+            <w:r>
+              <w:rPr>
+                <w:i/>
+                <w:iCs/>
+                <w:color w:val="5E6E7E"/>
+                <w:sz w:val="18"/>
+                <w:szCs w:val="18"/>
+              </w:rPr>
+              <w:t xml:space="preserve">Ordenar</w:t>
+            </w:r>
+          </w:p>
+        </w:tc>
+        <w:tc>
+          <w:tcPr>
+            <w:tcW w:type="dxa" w:w="3160"/>
+            <w:tcMar>
+              <w:top w:type="dxa" w:w="60"/>
+              <w:left w:type="dxa" w:w="100"/>
+              <w:bottom w:type="dxa" w:w="60"/>
+              <w:right w:type="dxa" w:w="100"/>
+            </w:tcMar>
+            <w:vAlign w:val="top"/>
+          </w:tcPr>
+          <w:p>
+            <w:pPr>
+              <w:spacing w:after="0" w:before="0"/>
+            </w:pPr>
+            <w:r>
+              <w:rPr>
+                <w:sz w:val="19"/>
+                <w:szCs w:val="19"/>
+              </w:rPr>
+              <w:t xml:space="preserve">To arrange numbers by size, from least to greatest or greatest to least.</w:t>
+            </w:r>
+          </w:p>
+        </w:tc>
+        <w:tc>
+          <w:tcPr>
+            <w:tcW w:type="dxa" w:w="2200"/>
+            <w:tcMar>
+              <w:top w:type="dxa" w:w="60"/>
+              <w:left w:type="dxa" w:w="100"/>
+              <w:bottom w:type="dxa" w:w="60"/>
+              <w:right w:type="dxa" w:w="100"/>
+            </w:tcMar>
+            <w:vAlign w:val="top"/>
+          </w:tcPr>
+          <w:p>
+            <w:pPr>
+              <w:spacing w:after="30" w:before="0"/>
+            </w:pPr>
+            <w:r>
+              <w:rPr>
+                <w:i/>
+                <w:iCs/>
+                <w:color w:val="5E6E7E"/>
+                <w:sz w:val="18"/>
+                <w:szCs w:val="18"/>
+              </w:rPr>
+              <w:t xml:space="preserve">Not Order: write a counter-example that does not fit the rule.</w:t>
+            </w:r>
+          </w:p>
+          <w:p>
+            <w:pPr>
+              <w:spacing w:after="50" w:before="0"/>
+            </w:pPr>
+            <w:r>
+              <w:rPr>
+                <w:color w:val="BBBBBB"/>
+                <w:sz w:val="18"/>
+                <w:szCs w:val="18"/>
+              </w:rPr>
+              <w:t xml:space="preserve">____________________________</w:t>
+            </w:r>
+          </w:p>
+        </w:tc>
+        <w:tc>
+          <w:tcPr>
+            <w:tcW w:type="dxa" w:w="2200"/>
+            <w:tcMar>
+              <w:top w:type="dxa" w:w="60"/>
+              <w:left w:type="dxa" w:w="100"/>
+              <w:bottom w:type="dxa" w:w="60"/>
+              <w:right w:type="dxa" w:w="100"/>
+            </w:tcMar>
+            <w:vAlign w:val="top"/>
+          </w:tcPr>
+          <w:p>
+            <w:pPr>
+              <w:spacing w:after="0" w:before="0"/>
+            </w:pPr>
+            <w:r>
+              <w:rPr>
+                <w:i/>
+                <w:iCs/>
+                <w:color w:val="5E6E7E"/>
+                <w:sz w:val="18"/>
+                <w:szCs w:val="18"/>
+              </w:rPr>
+              <w:t xml:space="preserve">Least to greatest: -5, -2, 0, 3, 7 (left to right on the number line)</w:t>
+            </w:r>
+          </w:p>
+        </w:tc>
+      </w:tr>
+      <w:tr>
+        <w:trPr>
+          <w:cantSplit/>
+        </w:trPr>
+        <w:tc>
+          <w:tcPr>
+            <w:tcW w:type="dxa" w:w="1800"/>
+            <w:tcMar>
+              <w:top w:type="dxa" w:w="60"/>
+              <w:left w:type="dxa" w:w="100"/>
+              <w:bottom w:type="dxa" w:w="60"/>
+              <w:right w:type="dxa" w:w="100"/>
+            </w:tcMar>
+            <w:vAlign w:val="top"/>
+          </w:tcPr>
+          <w:p>
+            <w:pPr>
+              <w:spacing w:after="20" w:before="0"/>
+            </w:pPr>
+            <w:r>
+              <w:rPr>
+                <w:b/>
+                <w:bCs/>
+                <w:color w:val="0F2B3C"/>
+                <w:sz w:val="20"/>
+                <w:szCs w:val="20"/>
+              </w:rPr>
+              <w:t xml:space="preserve">Greater than</w:t>
+            </w:r>
+          </w:p>
+          <w:p>
+            <w:pPr>
+              <w:spacing w:after="0" w:before="0"/>
+            </w:pPr>
+            <w:r>
+              <w:rPr>
+                <w:i/>
+                <w:iCs/>
+                <w:color w:val="5E6E7E"/>
+                <w:sz w:val="18"/>
+                <w:szCs w:val="18"/>
+              </w:rPr>
+              <w:t xml:space="preserve">Mayor que</w:t>
+            </w:r>
+          </w:p>
+        </w:tc>
+        <w:tc>
+          <w:tcPr>
+            <w:tcW w:type="dxa" w:w="3160"/>
+            <w:tcMar>
+              <w:top w:type="dxa" w:w="60"/>
+              <w:left w:type="dxa" w:w="100"/>
+              <w:bottom w:type="dxa" w:w="60"/>
+              <w:right w:type="dxa" w:w="100"/>
+            </w:tcMar>
+            <w:vAlign w:val="top"/>
+          </w:tcPr>
+          <w:p>
+            <w:pPr>
+              <w:spacing w:after="0" w:before="0"/>
+            </w:pPr>
+            <w:r>
+              <w:rPr>
+                <w:sz w:val="19"/>
+                <w:szCs w:val="19"/>
+              </w:rPr>
+              <w:t xml:space="preserve">The &gt; sign, showing one number is bigger.</w:t>
+            </w:r>
+          </w:p>
+        </w:tc>
+        <w:tc>
+          <w:tcPr>
+            <w:tcW w:type="dxa" w:w="2200"/>
+            <w:tcMar>
+              <w:top w:type="dxa" w:w="60"/>
+              <w:left w:type="dxa" w:w="100"/>
+              <w:bottom w:type="dxa" w:w="60"/>
+              <w:right w:type="dxa" w:w="100"/>
+            </w:tcMar>
+            <w:vAlign w:val="top"/>
+          </w:tcPr>
+          <w:p>
+            <w:pPr>
+              <w:spacing w:after="30" w:before="0"/>
+            </w:pPr>
+            <w:r>
+              <w:rPr>
+                <w:i/>
+                <w:iCs/>
+                <w:color w:val="5E6E7E"/>
+                <w:sz w:val="18"/>
+                <w:szCs w:val="18"/>
+              </w:rPr>
+              <w:t xml:space="preserve">Not Greater than: write a counter-example that does not fit the rule.</w:t>
+            </w:r>
+          </w:p>
+          <w:p>
+            <w:pPr>
+              <w:spacing w:after="50" w:before="0"/>
+            </w:pPr>
+            <w:r>
+              <w:rPr>
+                <w:color w:val="BBBBBB"/>
+                <w:sz w:val="18"/>
+                <w:szCs w:val="18"/>
+              </w:rPr>
+              <w:t xml:space="preserve">____________________________</w:t>
+            </w:r>
+          </w:p>
+        </w:tc>
+        <w:tc>
+          <w:tcPr>
+            <w:tcW w:type="dxa" w:w="2200"/>
+            <w:tcMar>
+              <w:top w:type="dxa" w:w="60"/>
+              <w:left w:type="dxa" w:w="100"/>
+              <w:bottom w:type="dxa" w:w="60"/>
+              <w:right w:type="dxa" w:w="100"/>
+            </w:tcMar>
+            <w:vAlign w:val="top"/>
+          </w:tcPr>
+          <w:p>
+            <w:pPr>
+              <w:spacing w:after="0" w:before="0"/>
+            </w:pPr>
+            <w:r>
+              <w:rPr>
+                <w:i/>
+                <w:iCs/>
+                <w:color w:val="5E6E7E"/>
+                <w:sz w:val="18"/>
+                <w:szCs w:val="18"/>
+              </w:rPr>
+              <w:t xml:space="preserve">4 &gt; -1 because 4 is to the right of -1 on the number line</w:t>
+            </w:r>
+          </w:p>
+        </w:tc>
+      </w:tr>
+      <w:tr>
+        <w:trPr>
+          <w:cantSplit/>
+        </w:trPr>
+        <w:tc>
+          <w:tcPr>
+            <w:tcW w:type="dxa" w:w="1800"/>
+            <w:tcMar>
+              <w:top w:type="dxa" w:w="60"/>
+              <w:left w:type="dxa" w:w="100"/>
+              <w:bottom w:type="dxa" w:w="60"/>
+              <w:right w:type="dxa" w:w="100"/>
+            </w:tcMar>
+            <w:vAlign w:val="top"/>
+          </w:tcPr>
+          <w:p>
+            <w:pPr>
+              <w:spacing w:after="20" w:before="0"/>
+            </w:pPr>
+            <w:r>
+              <w:rPr>
+                <w:b/>
+                <w:bCs/>
+                <w:color w:val="0F2B3C"/>
+                <w:sz w:val="20"/>
+                <w:szCs w:val="20"/>
+              </w:rPr>
+              <w:t xml:space="preserve">Less than</w:t>
+            </w:r>
+          </w:p>
+          <w:p>
+            <w:pPr>
+              <w:spacing w:after="0" w:before="0"/>
+            </w:pPr>
+            <w:r>
+              <w:rPr>
+                <w:i/>
+                <w:iCs/>
+                <w:color w:val="5E6E7E"/>
+                <w:sz w:val="18"/>
+                <w:szCs w:val="18"/>
+              </w:rPr>
+              <w:t xml:space="preserve">Menor que</w:t>
+            </w:r>
+          </w:p>
+        </w:tc>
+        <w:tc>
+          <w:tcPr>
+            <w:tcW w:type="dxa" w:w="3160"/>
+            <w:tcMar>
+              <w:top w:type="dxa" w:w="60"/>
+              <w:left w:type="dxa" w:w="100"/>
+              <w:bottom w:type="dxa" w:w="60"/>
+              <w:right w:type="dxa" w:w="100"/>
+            </w:tcMar>
+            <w:vAlign w:val="top"/>
+          </w:tcPr>
+          <w:p>
+            <w:pPr>
+              <w:spacing w:after="0" w:before="0"/>
+            </w:pPr>
+            <w:r>
+              <w:rPr>
+                <w:sz w:val="19"/>
+                <w:szCs w:val="19"/>
+              </w:rPr>
+              <w:t xml:space="preserve">The &lt; sign, showing one number is smaller.</w:t>
+            </w:r>
+          </w:p>
+        </w:tc>
+        <w:tc>
+          <w:tcPr>
+            <w:tcW w:type="dxa" w:w="2200"/>
+            <w:tcMar>
+              <w:top w:type="dxa" w:w="60"/>
+              <w:left w:type="dxa" w:w="100"/>
+              <w:bottom w:type="dxa" w:w="60"/>
+              <w:right w:type="dxa" w:w="100"/>
+            </w:tcMar>
+            <w:vAlign w:val="top"/>
+          </w:tcPr>
+          <w:p>
+            <w:pPr>
+              <w:spacing w:after="30" w:before="0"/>
+            </w:pPr>
+            <w:r>
+              <w:rPr>
+                <w:i/>
+                <w:iCs/>
+                <w:color w:val="5E6E7E"/>
+                <w:sz w:val="18"/>
+                <w:szCs w:val="18"/>
+              </w:rPr>
+              <w:t xml:space="preserve">Not Less than: write a counter-example that does not fit the rule.</w:t>
+            </w:r>
+          </w:p>
+          <w:p>
+            <w:pPr>
+              <w:spacing w:after="50" w:before="0"/>
+            </w:pPr>
+            <w:r>
+              <w:rPr>
+                <w:color w:val="BBBBBB"/>
+                <w:sz w:val="18"/>
+                <w:szCs w:val="18"/>
+              </w:rPr>
+              <w:t xml:space="preserve">____________________________</w:t>
+            </w:r>
+          </w:p>
+        </w:tc>
+        <w:tc>
+          <w:tcPr>
+            <w:tcW w:type="dxa" w:w="2200"/>
+            <w:tcMar>
+              <w:top w:type="dxa" w:w="60"/>
+              <w:left w:type="dxa" w:w="100"/>
+              <w:bottom w:type="dxa" w:w="60"/>
+              <w:right w:type="dxa" w:w="100"/>
+            </w:tcMar>
+            <w:vAlign w:val="top"/>
+          </w:tcPr>
+          <w:p>
+            <w:pPr>
+              <w:spacing w:after="0" w:before="0"/>
+            </w:pPr>
+            <w:r>
+              <w:rPr>
+                <w:i/>
+                <w:iCs/>
+                <w:color w:val="5E6E7E"/>
+                <w:sz w:val="18"/>
+                <w:szCs w:val="18"/>
+              </w:rPr>
+              <w:t xml:space="preserve">-6 &lt; -2 because -6 is farther left — it is farther from zero</w:t>
+            </w:r>
+          </w:p>
+        </w:tc>
+      </w:tr>
+      <w:tr>
+        <w:trPr>
+          <w:cantSplit/>
+        </w:trPr>
+        <w:tc>
+          <w:tcPr>
+            <w:tcW w:type="dxa" w:w="1800"/>
+            <w:tcMar>
+              <w:top w:type="dxa" w:w="60"/>
+              <w:left w:type="dxa" w:w="100"/>
+              <w:bottom w:type="dxa" w:w="60"/>
+              <w:right w:type="dxa" w:w="100"/>
+            </w:tcMar>
+            <w:vAlign w:val="top"/>
+          </w:tcPr>
+          <w:p>
+            <w:pPr>
+              <w:spacing w:after="20" w:before="0"/>
+            </w:pPr>
+            <w:r>
+              <w:rPr>
+                <w:b/>
+                <w:bCs/>
+                <w:color w:val="0F2B3C"/>
+                <w:sz w:val="20"/>
+                <w:szCs w:val="20"/>
+              </w:rPr>
+              <w:t xml:space="preserve">Negative integer</w:t>
+            </w:r>
+          </w:p>
+          <w:p>
+            <w:pPr>
+              <w:spacing w:after="0" w:before="0"/>
+            </w:pPr>
+            <w:r>
+              <w:rPr>
+                <w:i/>
+                <w:iCs/>
+                <w:color w:val="5E6E7E"/>
+                <w:sz w:val="18"/>
+                <w:szCs w:val="18"/>
+              </w:rPr>
+              <w:t xml:space="preserve">Entero negativo</w:t>
+            </w:r>
+          </w:p>
+        </w:tc>
+        <w:tc>
+          <w:tcPr>
+            <w:tcW w:type="dxa" w:w="3160"/>
+            <w:tcMar>
+              <w:top w:type="dxa" w:w="60"/>
+              <w:left w:type="dxa" w:w="100"/>
+              <w:bottom w:type="dxa" w:w="60"/>
+              <w:right w:type="dxa" w:w="100"/>
+            </w:tcMar>
+            <w:vAlign w:val="top"/>
+          </w:tcPr>
+          <w:p>
+            <w:pPr>
+              <w:spacing w:after="0" w:before="0"/>
+            </w:pPr>
+            <w:r>
+              <w:rPr>
+                <w:sz w:val="19"/>
+                <w:szCs w:val="19"/>
+              </w:rPr>
+              <w:t xml:space="preserve">A whole number smaller than zero, like -5.</w:t>
+            </w:r>
+          </w:p>
+        </w:tc>
+        <w:tc>
+          <w:tcPr>
+            <w:tcW w:type="dxa" w:w="2200"/>
+            <w:tcMar>
+              <w:top w:type="dxa" w:w="60"/>
+              <w:left w:type="dxa" w:w="100"/>
+              <w:bottom w:type="dxa" w:w="60"/>
+              <w:right w:type="dxa" w:w="100"/>
+            </w:tcMar>
+            <w:vAlign w:val="top"/>
+          </w:tcPr>
+          <w:p>
+            <w:pPr>
+              <w:spacing w:after="30" w:before="0"/>
+            </w:pPr>
+            <w:r>
+              <w:rPr>
+                <w:i/>
+                <w:iCs/>
+                <w:color w:val="5E6E7E"/>
+                <w:sz w:val="18"/>
+                <w:szCs w:val="18"/>
+              </w:rPr>
+              <w:t xml:space="preserve">Not Negative integer: write a counter-example that does not fit the rule.</w:t>
+            </w:r>
+          </w:p>
+          <w:p>
+            <w:pPr>
+              <w:spacing w:after="50" w:before="0"/>
+            </w:pPr>
+            <w:r>
+              <w:rPr>
+                <w:color w:val="BBBBBB"/>
+                <w:sz w:val="18"/>
+                <w:szCs w:val="18"/>
+              </w:rPr>
+              <w:t xml:space="preserve">____________________________</w:t>
+            </w:r>
+          </w:p>
+        </w:tc>
+        <w:tc>
+          <w:tcPr>
+            <w:tcW w:type="dxa" w:w="2200"/>
+            <w:tcMar>
+              <w:top w:type="dxa" w:w="60"/>
+              <w:left w:type="dxa" w:w="100"/>
+              <w:bottom w:type="dxa" w:w="60"/>
+              <w:right w:type="dxa" w:w="100"/>
+            </w:tcMar>
+            <w:vAlign w:val="top"/>
+          </w:tcPr>
+          <w:p>
+            <w:pPr>
+              <w:spacing w:after="0" w:before="0"/>
+            </w:pPr>
+            <w:r>
+              <w:rPr>
+                <w:i/>
+                <w:iCs/>
+                <w:color w:val="5E6E7E"/>
+                <w:sz w:val="18"/>
+                <w:szCs w:val="18"/>
+              </w:rPr>
+              <w:t xml:space="preserve">-4 is 4 units to the LEFT of zero on the number line</w:t>
+            </w:r>
+          </w:p>
+        </w:tc>
+      </w:tr>
+      <w:tr>
+        <w:trPr>
+          <w:cantSplit/>
+        </w:trPr>
+        <w:tc>
+          <w:tcPr>
+            <w:tcW w:type="dxa" w:w="1800"/>
+            <w:tcMar>
+              <w:top w:type="dxa" w:w="60"/>
+              <w:left w:type="dxa" w:w="100"/>
+              <w:bottom w:type="dxa" w:w="60"/>
+              <w:right w:type="dxa" w:w="100"/>
+            </w:tcMar>
+            <w:vAlign w:val="top"/>
+          </w:tcPr>
+          <w:p>
+            <w:pPr>
+              <w:spacing w:after="20" w:before="0"/>
+            </w:pPr>
+            <w:r>
+              <w:rPr>
+                <w:b/>
+                <w:bCs/>
+                <w:color w:val="0F2B3C"/>
+                <w:sz w:val="20"/>
+                <w:szCs w:val="20"/>
+              </w:rPr>
+              <w:t xml:space="preserve">Integer</w:t>
+            </w:r>
+          </w:p>
+          <w:p>
+            <w:pPr>
+              <w:spacing w:after="0" w:before="0"/>
+            </w:pPr>
+            <w:r>
+              <w:rPr>
+                <w:i/>
+                <w:iCs/>
+                <w:color w:val="5E6E7E"/>
+                <w:sz w:val="18"/>
+                <w:szCs w:val="18"/>
+              </w:rPr>
+              <w:t xml:space="preserve">Número entero</w:t>
+            </w:r>
+          </w:p>
+        </w:tc>
+        <w:tc>
+          <w:tcPr>
+            <w:tcW w:type="dxa" w:w="3160"/>
+            <w:tcMar>
+              <w:top w:type="dxa" w:w="60"/>
+              <w:left w:type="dxa" w:w="100"/>
+              <w:bottom w:type="dxa" w:w="60"/>
+              <w:right w:type="dxa" w:w="100"/>
+            </w:tcMar>
+            <w:vAlign w:val="top"/>
+          </w:tcPr>
+          <w:p>
+            <w:pPr>
+              <w:spacing w:after="0" w:before="0"/>
+            </w:pPr>
+            <w:r>
+              <w:rPr>
+                <w:sz w:val="19"/>
+                <w:szCs w:val="19"/>
+              </w:rPr>
+              <w:t xml:space="preserve">Whole numbers and their opposites, like -2, -1, 0, 1, 2.</w:t>
+            </w:r>
+          </w:p>
+        </w:tc>
+        <w:tc>
+          <w:tcPr>
+            <w:tcW w:type="dxa" w:w="2200"/>
+            <w:tcMar>
+              <w:top w:type="dxa" w:w="60"/>
+              <w:left w:type="dxa" w:w="100"/>
+              <w:bottom w:type="dxa" w:w="60"/>
+              <w:right w:type="dxa" w:w="100"/>
+            </w:tcMar>
+            <w:vAlign w:val="top"/>
+          </w:tcPr>
+          <w:p>
+            <w:pPr>
+              <w:spacing w:after="30" w:before="0"/>
+            </w:pPr>
+            <w:r>
+              <w:rPr>
+                <w:i/>
+                <w:iCs/>
+                <w:color w:val="5E6E7E"/>
+                <w:sz w:val="18"/>
+                <w:szCs w:val="18"/>
+              </w:rPr>
+              <w:t xml:space="preserve">Not Integer: write a counter-example that does not fit the rule.</w:t>
+            </w:r>
+          </w:p>
+          <w:p>
+            <w:pPr>
+              <w:spacing w:after="50" w:before="0"/>
+            </w:pPr>
+            <w:r>
+              <w:rPr>
+                <w:color w:val="BBBBBB"/>
+                <w:sz w:val="18"/>
+                <w:szCs w:val="18"/>
+              </w:rPr>
+              <w:t xml:space="preserve">____________________________</w:t>
+            </w:r>
+          </w:p>
+        </w:tc>
+        <w:tc>
+          <w:tcPr>
+            <w:tcW w:type="dxa" w:w="2200"/>
+            <w:tcMar>
+              <w:top w:type="dxa" w:w="60"/>
+              <w:left w:type="dxa" w:w="100"/>
+              <w:bottom w:type="dxa" w:w="60"/>
+              <w:right w:type="dxa" w:w="100"/>
+            </w:tcMar>
+            <w:vAlign w:val="top"/>
+          </w:tcPr>
+          <w:p>
+            <w:pPr>
+              <w:spacing w:after="0" w:before="0"/>
+            </w:pPr>
+            <w:r>
+              <w:rPr>
+                <w:i/>
+                <w:iCs/>
+                <w:color w:val="5E6E7E"/>
+                <w:sz w:val="18"/>
+                <w:szCs w:val="18"/>
+              </w:rPr>
+              <w:t xml:space="preserve">..., -3, -2, -1, 0, 1, 2, 3, ...</w:t>
+            </w:r>
+          </w:p>
+        </w:tc>
+      </w:tr>
+      <w:tr>
+        <w:trPr>
+          <w:cantSplit/>
+        </w:trPr>
+        <w:tc>
+          <w:tcPr>
+            <w:tcW w:type="dxa" w:w="1800"/>
+            <w:tcMar>
+              <w:top w:type="dxa" w:w="60"/>
+              <w:left w:type="dxa" w:w="100"/>
+              <w:bottom w:type="dxa" w:w="60"/>
+              <w:right w:type="dxa" w:w="100"/>
+            </w:tcMar>
+            <w:vAlign w:val="top"/>
+          </w:tcPr>
+          <w:p>
+            <w:pPr>
+              <w:spacing w:after="20" w:before="0"/>
+            </w:pPr>
+            <w:r>
+              <w:rPr>
+                <w:b/>
+                <w:bCs/>
+                <w:color w:val="0F2B3C"/>
+                <w:sz w:val="20"/>
+                <w:szCs w:val="20"/>
+              </w:rPr>
+              <w:t xml:space="preserve">Inequality</w:t>
+            </w:r>
+          </w:p>
+          <w:p>
+            <w:pPr>
+              <w:spacing w:after="0" w:before="0"/>
+            </w:pPr>
+            <w:r>
+              <w:rPr>
+                <w:i/>
+                <w:iCs/>
+                <w:color w:val="5E6E7E"/>
+                <w:sz w:val="18"/>
+                <w:szCs w:val="18"/>
+              </w:rPr>
+              <w:t xml:space="preserve">Desigualdad</w:t>
+            </w:r>
+          </w:p>
+        </w:tc>
+        <w:tc>
+          <w:tcPr>
+            <w:tcW w:type="dxa" w:w="3160"/>
+            <w:tcMar>
+              <w:top w:type="dxa" w:w="60"/>
+              <w:left w:type="dxa" w:w="100"/>
+              <w:bottom w:type="dxa" w:w="60"/>
+              <w:right w:type="dxa" w:w="100"/>
+            </w:tcMar>
+            <w:vAlign w:val="top"/>
+          </w:tcPr>
+          <w:p>
+            <w:pPr>
+              <w:spacing w:after="0" w:before="0"/>
+            </w:pPr>
+            <w:r>
+              <w:rPr>
+                <w:sz w:val="19"/>
+                <w:szCs w:val="19"/>
+              </w:rPr>
+              <w:t xml:space="preserve">A statement that uses  to compare two numbers.</w:t>
+            </w:r>
+          </w:p>
+        </w:tc>
+        <w:tc>
+          <w:tcPr>
+            <w:tcW w:type="dxa" w:w="2200"/>
+            <w:tcMar>
+              <w:top w:type="dxa" w:w="60"/>
+              <w:left w:type="dxa" w:w="100"/>
+              <w:bottom w:type="dxa" w:w="60"/>
+              <w:right w:type="dxa" w:w="100"/>
+            </w:tcMar>
+            <w:vAlign w:val="top"/>
+          </w:tcPr>
+          <w:p>
+            <w:pPr>
+              <w:spacing w:after="30" w:before="0"/>
+            </w:pPr>
+            <w:r>
+              <w:rPr>
+                <w:i/>
+                <w:iCs/>
+                <w:color w:val="5E6E7E"/>
+                <w:sz w:val="18"/>
+                <w:szCs w:val="18"/>
+              </w:rPr>
+              <w:t xml:space="preserve">Not Inequality: write a counter-example that does not fit the rule.</w:t>
+            </w:r>
+          </w:p>
+          <w:p>
+            <w:pPr>
+              <w:spacing w:after="50" w:before="0"/>
+            </w:pPr>
+            <w:r>
+              <w:rPr>
+                <w:color w:val="BBBBBB"/>
+                <w:sz w:val="18"/>
+                <w:szCs w:val="18"/>
+              </w:rPr>
+              <w:t xml:space="preserve">____________________________</w:t>
+            </w:r>
+          </w:p>
+        </w:tc>
+        <w:tc>
+          <w:tcPr>
+            <w:tcW w:type="dxa" w:w="2200"/>
+            <w:tcMar>
+              <w:top w:type="dxa" w:w="60"/>
+              <w:left w:type="dxa" w:w="100"/>
+              <w:bottom w:type="dxa" w:w="60"/>
+              <w:right w:type="dxa" w:w="100"/>
+            </w:tcMar>
+            <w:vAlign w:val="top"/>
+          </w:tcPr>
+          <w:p>
+            <w:pPr>
+              <w:spacing w:after="0" w:before="0"/>
+            </w:pPr>
+            <w:r>
+              <w:rPr>
+                <w:i/>
+                <w:iCs/>
+                <w:color w:val="5E6E7E"/>
+                <w:sz w:val="18"/>
+                <w:szCs w:val="18"/>
+              </w:rPr>
+              <w:t xml:space="preserve">−9 &lt; −2 &lt; 0</w:t>
+            </w:r>
+          </w:p>
+        </w:tc>
+      </w:tr>
+    </w:tbl>
+    <w:p>
+      <w:pPr>
+        <w:spacing w:after="120" w:before="140"/>
       </w:pPr>
       <w:r>
         <w:rPr>
@@ -127,99 +1517,948 @@
         <w:t xml:space="preserve">Compare two numbers at a time.</w:t>
       </w:r>
     </w:p>
-    <w:p>
-      <w:pPr>
-        <w:spacing w:after="40" w:before="0"/>
-      </w:pPr>
-      <w:r>
-        <w:rPr>
-          <w:sz w:val="22"/>
-          <w:szCs w:val="22"/>
-        </w:rPr>
-        <w:t xml:space="preserve">1.  Which is greater: 4 or 9?</w:t>
-      </w:r>
-    </w:p>
-    <w:p>
-      <w:pPr>
-        <w:spacing w:after="40" w:before="0"/>
-      </w:pPr>
-      <w:r>
-        <w:rPr>
-          <w:color w:val="5E6E7E"/>
-          <w:sz w:val="20"/>
-          <w:szCs w:val="20"/>
-        </w:rPr>
-        <w:t xml:space="preserve">     choices: 4   /   9</w:t>
-      </w:r>
-    </w:p>
-    <w:p>
-      <w:pPr>
-        <w:spacing w:after="80" w:before="0"/>
-      </w:pPr>
-      <w:r>
-        <w:rPr>
-          <w:color w:val="BBBBBB"/>
-        </w:rPr>
-        <w:t xml:space="preserve">____________________________________________________</w:t>
-      </w:r>
-    </w:p>
-    <w:p>
-      <w:pPr>
-        <w:spacing w:after="40" w:before="0"/>
-      </w:pPr>
-      <w:r>
-        <w:rPr>
-          <w:sz w:val="22"/>
-          <w:szCs w:val="22"/>
-        </w:rPr>
-        <w:t xml:space="preserve">2.  Which is smaller: 2 or 6?</w:t>
-      </w:r>
-    </w:p>
-    <w:p>
-      <w:pPr>
-        <w:spacing w:after="40" w:before="0"/>
-      </w:pPr>
-      <w:r>
-        <w:rPr>
-          <w:color w:val="5E6E7E"/>
-          <w:sz w:val="20"/>
-          <w:szCs w:val="20"/>
-        </w:rPr>
-        <w:t xml:space="preserve">     choices: 2   /   6</w:t>
-      </w:r>
-    </w:p>
-    <w:p>
-      <w:pPr>
-        <w:spacing w:after="80" w:before="0"/>
-      </w:pPr>
-      <w:r>
-        <w:rPr>
-          <w:color w:val="BBBBBB"/>
-        </w:rPr>
-        <w:t xml:space="preserve">____________________________________________________</w:t>
-      </w:r>
-    </w:p>
-    <w:p>
-      <w:pPr>
-        <w:spacing w:after="40" w:before="0"/>
-      </w:pPr>
-      <w:r>
-        <w:rPr>
-          <w:sz w:val="22"/>
-          <w:szCs w:val="22"/>
-        </w:rPr>
-        <w:t xml:space="preserve">3.  What is the smallest number: 5, 3, or 8?</w:t>
-      </w:r>
-    </w:p>
-    <w:p>
-      <w:pPr>
-        <w:spacing w:after="80" w:before="0"/>
-      </w:pPr>
-      <w:r>
-        <w:rPr>
-          <w:color w:val="BBBBBB"/>
-        </w:rPr>
-        <w:t xml:space="preserve">____________________________________________________</w:t>
+    <w:tbl>
+      <w:tblPr>
+        <w:tblW w:type="dxa" w:w="9360"/>
+        <w:tblBorders>
+          <w:top w:val="single" w:color="C7D2DD" w:sz="6"/>
+          <w:left w:val="single" w:color="C7D2DD" w:sz="6"/>
+          <w:bottom w:val="single" w:color="C7D2DD" w:sz="6"/>
+          <w:right w:val="single" w:color="C7D2DD" w:sz="6"/>
+          <w:insideH w:val="single" w:color="C7D2DD" w:sz="6"/>
+          <w:insideV w:val="single" w:color="C7D2DD" w:sz="6"/>
+        </w:tblBorders>
+      </w:tblPr>
+      <w:tblGrid>
+        <w:gridCol w:w="2800"/>
+        <w:gridCol w:w="3560"/>
+        <w:gridCol w:w="3000"/>
+      </w:tblGrid>
+      <w:tr>
+        <w:trPr>
+          <w:cantSplit/>
+          <w:tblHeader/>
+        </w:trPr>
+        <w:tc>
+          <w:tcPr>
+            <w:tcW w:type="dxa" w:w="2800"/>
+            <w:shd w:fill="EEF4F8" w:color="auto" w:val="clear"/>
+            <w:tcMar>
+              <w:top w:type="dxa" w:w="60"/>
+              <w:left w:type="dxa" w:w="100"/>
+              <w:bottom w:type="dxa" w:w="60"/>
+              <w:right w:type="dxa" w:w="100"/>
+            </w:tcMar>
+          </w:tcPr>
+          <w:p>
+            <w:pPr>
+              <w:spacing w:after="0" w:before="0"/>
+            </w:pPr>
+            <w:r>
+              <w:rPr>
+                <w:b/>
+                <w:bCs/>
+                <w:color w:val="0F2B3C"/>
+                <w:sz w:val="16"/>
+                <w:szCs w:val="16"/>
+              </w:rPr>
+              <w:t xml:space="preserve">CORE PROBLEM / GIVEN REPRESENTATION</w:t>
+            </w:r>
+          </w:p>
+        </w:tc>
+        <w:tc>
+          <w:tcPr>
+            <w:tcW w:type="dxa" w:w="3560"/>
+            <w:shd w:fill="EEF4F8" w:color="auto" w:val="clear"/>
+            <w:tcMar>
+              <w:top w:type="dxa" w:w="60"/>
+              <w:left w:type="dxa" w:w="100"/>
+              <w:bottom w:type="dxa" w:w="60"/>
+              <w:right w:type="dxa" w:w="100"/>
+            </w:tcMar>
+          </w:tcPr>
+          <w:p>
+            <w:pPr>
+              <w:spacing w:after="0" w:before="0"/>
+            </w:pPr>
+            <w:r>
+              <w:rPr>
+                <w:b/>
+                <w:bCs/>
+                <w:color w:val="0F2B3C"/>
+                <w:sz w:val="16"/>
+                <w:szCs w:val="16"/>
+              </w:rPr>
+              <w:t xml:space="preserve">WORKING SPACE / CALCULATION STEPS</w:t>
+            </w:r>
+          </w:p>
+        </w:tc>
+        <w:tc>
+          <w:tcPr>
+            <w:tcW w:type="dxa" w:w="3000"/>
+            <w:shd w:fill="FBF3E2" w:color="auto" w:val="clear"/>
+            <w:tcMar>
+              <w:top w:type="dxa" w:w="60"/>
+              <w:left w:type="dxa" w:w="100"/>
+              <w:bottom w:type="dxa" w:w="60"/>
+              <w:right w:type="dxa" w:w="100"/>
+            </w:tcMar>
+          </w:tcPr>
+          <w:p>
+            <w:pPr>
+              <w:spacing w:after="0" w:before="0"/>
+            </w:pPr>
+            <w:r>
+              <w:rPr>
+                <w:b/>
+                <w:bCs/>
+                <w:color w:val="7A5400"/>
+                <w:sz w:val="16"/>
+                <w:szCs w:val="16"/>
+              </w:rPr>
+              <w:t xml:space="preserve">EXPLAIN YOUR REASONING</w:t>
+            </w:r>
+          </w:p>
+        </w:tc>
+      </w:tr>
+      <w:tr>
+        <w:trPr>
+          <w:cantSplit/>
+        </w:trPr>
+        <w:tc>
+          <w:tcPr>
+            <w:tcW w:type="dxa" w:w="2800"/>
+            <w:tcMar>
+              <w:top w:type="dxa" w:w="80"/>
+              <w:left w:type="dxa" w:w="100"/>
+              <w:bottom w:type="dxa" w:w="80"/>
+              <w:right w:type="dxa" w:w="100"/>
+            </w:tcMar>
+            <w:vAlign w:val="top"/>
+          </w:tcPr>
+          <w:p>
+            <w:pPr>
+              <w:spacing w:after="40" w:before="0"/>
+            </w:pPr>
+            <w:r>
+              <w:rPr>
+                <w:b/>
+                <w:bCs/>
+                <w:color w:val="0F2B3C"/>
+                <w:sz w:val="20"/>
+                <w:szCs w:val="20"/>
+              </w:rPr>
+              <w:t xml:space="preserve">1.  Which is greater: 4 or 9?</w:t>
+            </w:r>
+          </w:p>
+          <w:p>
+            <w:pPr>
+              <w:spacing w:after="0" w:before="0"/>
+            </w:pPr>
+            <w:r>
+              <w:rPr>
+                <w:color w:val="5E6E7E"/>
+                <w:sz w:val="18"/>
+                <w:szCs w:val="18"/>
+              </w:rPr>
+              <w:t xml:space="preserve">Choices: 4   /   9</w:t>
+            </w:r>
+          </w:p>
+        </w:tc>
+        <w:tc>
+          <w:tcPr>
+            <w:tcW w:type="dxa" w:w="3560"/>
+            <w:tcMar>
+              <w:top w:type="dxa" w:w="80"/>
+              <w:left w:type="dxa" w:w="100"/>
+              <w:bottom w:type="dxa" w:w="80"/>
+              <w:right w:type="dxa" w:w="100"/>
+            </w:tcMar>
+            <w:vAlign w:val="top"/>
+          </w:tcPr>
+          <w:p>
+            <w:pPr>
+              <w:spacing w:after="50" w:before="0"/>
+            </w:pPr>
+            <w:r>
+              <w:rPr>
+                <w:color w:val="BBBBBB"/>
+                <w:sz w:val="18"/>
+                <w:szCs w:val="18"/>
+              </w:rPr>
+              <w:t xml:space="preserve">____________________________</w:t>
+            </w:r>
+          </w:p>
+          <w:p>
+            <w:pPr>
+              <w:spacing w:after="50" w:before="0"/>
+            </w:pPr>
+            <w:r>
+              <w:rPr>
+                <w:color w:val="BBBBBB"/>
+                <w:sz w:val="18"/>
+                <w:szCs w:val="18"/>
+              </w:rPr>
+              <w:t xml:space="preserve">____________________________</w:t>
+            </w:r>
+          </w:p>
+          <w:p>
+            <w:pPr>
+              <w:spacing w:after="50" w:before="0"/>
+            </w:pPr>
+            <w:r>
+              <w:rPr>
+                <w:color w:val="BBBBBB"/>
+                <w:sz w:val="18"/>
+                <w:szCs w:val="18"/>
+              </w:rPr>
+              <w:t xml:space="preserve">____________________________</w:t>
+            </w:r>
+          </w:p>
+          <w:p>
+            <w:pPr>
+              <w:spacing w:after="50" w:before="0"/>
+            </w:pPr>
+            <w:r>
+              <w:rPr>
+                <w:color w:val="BBBBBB"/>
+                <w:sz w:val="18"/>
+                <w:szCs w:val="18"/>
+              </w:rPr>
+              <w:t xml:space="preserve">____________________________</w:t>
+            </w:r>
+          </w:p>
+        </w:tc>
+        <w:tc>
+          <w:tcPr>
+            <w:tcW w:type="dxa" w:w="3000"/>
+            <w:shd w:fill="FBF3E2" w:color="auto" w:val="clear"/>
+            <w:tcMar>
+              <w:top w:type="dxa" w:w="80"/>
+              <w:left w:type="dxa" w:w="100"/>
+              <w:bottom w:type="dxa" w:w="80"/>
+              <w:right w:type="dxa" w:w="100"/>
+            </w:tcMar>
+            <w:vAlign w:val="top"/>
+          </w:tcPr>
+          <w:p>
+            <w:pPr>
+              <w:spacing w:after="30" w:before="0"/>
+            </w:pPr>
+            <w:r>
+              <w:rPr>
+                <w:b/>
+                <w:bCs/>
+                <w:color w:val="0F2B3C"/>
+                <w:sz w:val="18"/>
+                <w:szCs w:val="18"/>
+              </w:rPr>
+              <w:t xml:space="preserve">Because... ________________</w:t>
+            </w:r>
+          </w:p>
+          <w:p>
+            <w:pPr>
+              <w:spacing w:after="50" w:before="0"/>
+            </w:pPr>
+            <w:r>
+              <w:rPr>
+                <w:color w:val="BBBBBB"/>
+                <w:sz w:val="18"/>
+                <w:szCs w:val="18"/>
+              </w:rPr>
+              <w:t xml:space="preserve">____________________________</w:t>
+            </w:r>
+          </w:p>
+          <w:p>
+            <w:pPr>
+              <w:spacing w:after="30" w:before="40"/>
+            </w:pPr>
+            <w:r>
+              <w:rPr>
+                <w:b/>
+                <w:bCs/>
+                <w:color w:val="1A6FB5"/>
+                <w:sz w:val="18"/>
+                <w:szCs w:val="18"/>
+              </w:rPr>
+              <w:t xml:space="preserve">Although... _______________</w:t>
+            </w:r>
+          </w:p>
+          <w:p>
+            <w:pPr>
+              <w:spacing w:after="50" w:before="0"/>
+            </w:pPr>
+            <w:r>
+              <w:rPr>
+                <w:color w:val="BBBBBB"/>
+                <w:sz w:val="18"/>
+                <w:szCs w:val="18"/>
+              </w:rPr>
+              <w:t xml:space="preserve">____________________________</w:t>
+            </w:r>
+          </w:p>
+          <w:p>
+            <w:pPr>
+              <w:spacing w:after="30" w:before="40"/>
+            </w:pPr>
+            <w:r>
+              <w:rPr>
+                <w:b/>
+                <w:bCs/>
+                <w:color w:val="7A5400"/>
+                <w:sz w:val="18"/>
+                <w:szCs w:val="18"/>
+              </w:rPr>
+              <w:t xml:space="preserve">Therefore... ______________</w:t>
+            </w:r>
+          </w:p>
+          <w:p>
+            <w:pPr>
+              <w:spacing w:after="50" w:before="0"/>
+            </w:pPr>
+            <w:r>
+              <w:rPr>
+                <w:color w:val="BBBBBB"/>
+                <w:sz w:val="18"/>
+                <w:szCs w:val="18"/>
+              </w:rPr>
+              <w:t xml:space="preserve">____________________________</w:t>
+            </w:r>
+          </w:p>
+        </w:tc>
+      </w:tr>
+    </w:tbl>
+    <w:p>
+      <w:pPr>
+        <w:spacing w:after="60" w:before="0"/>
+      </w:pPr>
+      <w:r>
+        <w:t xml:space="preserve"/>
+      </w:r>
+    </w:p>
+    <w:tbl>
+      <w:tblPr>
+        <w:tblW w:type="dxa" w:w="9360"/>
+        <w:tblBorders>
+          <w:top w:val="single" w:color="C7D2DD" w:sz="6"/>
+          <w:left w:val="single" w:color="C7D2DD" w:sz="6"/>
+          <w:bottom w:val="single" w:color="C7D2DD" w:sz="6"/>
+          <w:right w:val="single" w:color="C7D2DD" w:sz="6"/>
+          <w:insideH w:val="single" w:color="C7D2DD" w:sz="6"/>
+          <w:insideV w:val="single" w:color="C7D2DD" w:sz="6"/>
+        </w:tblBorders>
+      </w:tblPr>
+      <w:tblGrid>
+        <w:gridCol w:w="2800"/>
+        <w:gridCol w:w="3560"/>
+        <w:gridCol w:w="3000"/>
+      </w:tblGrid>
+      <w:tr>
+        <w:trPr>
+          <w:cantSplit/>
+          <w:tblHeader/>
+        </w:trPr>
+        <w:tc>
+          <w:tcPr>
+            <w:tcW w:type="dxa" w:w="2800"/>
+            <w:shd w:fill="EEF4F8" w:color="auto" w:val="clear"/>
+            <w:tcMar>
+              <w:top w:type="dxa" w:w="60"/>
+              <w:left w:type="dxa" w:w="100"/>
+              <w:bottom w:type="dxa" w:w="60"/>
+              <w:right w:type="dxa" w:w="100"/>
+            </w:tcMar>
+          </w:tcPr>
+          <w:p>
+            <w:pPr>
+              <w:spacing w:after="0" w:before="0"/>
+            </w:pPr>
+            <w:r>
+              <w:rPr>
+                <w:b/>
+                <w:bCs/>
+                <w:color w:val="0F2B3C"/>
+                <w:sz w:val="16"/>
+                <w:szCs w:val="16"/>
+              </w:rPr>
+              <w:t xml:space="preserve">CORE PROBLEM / GIVEN REPRESENTATION</w:t>
+            </w:r>
+          </w:p>
+        </w:tc>
+        <w:tc>
+          <w:tcPr>
+            <w:tcW w:type="dxa" w:w="3560"/>
+            <w:shd w:fill="EEF4F8" w:color="auto" w:val="clear"/>
+            <w:tcMar>
+              <w:top w:type="dxa" w:w="60"/>
+              <w:left w:type="dxa" w:w="100"/>
+              <w:bottom w:type="dxa" w:w="60"/>
+              <w:right w:type="dxa" w:w="100"/>
+            </w:tcMar>
+          </w:tcPr>
+          <w:p>
+            <w:pPr>
+              <w:spacing w:after="0" w:before="0"/>
+            </w:pPr>
+            <w:r>
+              <w:rPr>
+                <w:b/>
+                <w:bCs/>
+                <w:color w:val="0F2B3C"/>
+                <w:sz w:val="16"/>
+                <w:szCs w:val="16"/>
+              </w:rPr>
+              <w:t xml:space="preserve">WORKING SPACE / CALCULATION STEPS</w:t>
+            </w:r>
+          </w:p>
+        </w:tc>
+        <w:tc>
+          <w:tcPr>
+            <w:tcW w:type="dxa" w:w="3000"/>
+            <w:shd w:fill="FBF3E2" w:color="auto" w:val="clear"/>
+            <w:tcMar>
+              <w:top w:type="dxa" w:w="60"/>
+              <w:left w:type="dxa" w:w="100"/>
+              <w:bottom w:type="dxa" w:w="60"/>
+              <w:right w:type="dxa" w:w="100"/>
+            </w:tcMar>
+          </w:tcPr>
+          <w:p>
+            <w:pPr>
+              <w:spacing w:after="0" w:before="0"/>
+            </w:pPr>
+            <w:r>
+              <w:rPr>
+                <w:b/>
+                <w:bCs/>
+                <w:color w:val="7A5400"/>
+                <w:sz w:val="16"/>
+                <w:szCs w:val="16"/>
+              </w:rPr>
+              <w:t xml:space="preserve">EXPLAIN YOUR REASONING</w:t>
+            </w:r>
+          </w:p>
+        </w:tc>
+      </w:tr>
+      <w:tr>
+        <w:trPr>
+          <w:cantSplit/>
+        </w:trPr>
+        <w:tc>
+          <w:tcPr>
+            <w:tcW w:type="dxa" w:w="2800"/>
+            <w:tcMar>
+              <w:top w:type="dxa" w:w="80"/>
+              <w:left w:type="dxa" w:w="100"/>
+              <w:bottom w:type="dxa" w:w="80"/>
+              <w:right w:type="dxa" w:w="100"/>
+            </w:tcMar>
+            <w:vAlign w:val="top"/>
+          </w:tcPr>
+          <w:p>
+            <w:pPr>
+              <w:spacing w:after="40" w:before="0"/>
+            </w:pPr>
+            <w:r>
+              <w:rPr>
+                <w:b/>
+                <w:bCs/>
+                <w:color w:val="0F2B3C"/>
+                <w:sz w:val="20"/>
+                <w:szCs w:val="20"/>
+              </w:rPr>
+              <w:t xml:space="preserve">2.  Which is smaller: 2 or 6?</w:t>
+            </w:r>
+          </w:p>
+          <w:p>
+            <w:pPr>
+              <w:spacing w:after="0" w:before="0"/>
+            </w:pPr>
+            <w:r>
+              <w:rPr>
+                <w:color w:val="5E6E7E"/>
+                <w:sz w:val="18"/>
+                <w:szCs w:val="18"/>
+              </w:rPr>
+              <w:t xml:space="preserve">Choices: 2   /   6</w:t>
+            </w:r>
+          </w:p>
+        </w:tc>
+        <w:tc>
+          <w:tcPr>
+            <w:tcW w:type="dxa" w:w="3560"/>
+            <w:tcMar>
+              <w:top w:type="dxa" w:w="80"/>
+              <w:left w:type="dxa" w:w="100"/>
+              <w:bottom w:type="dxa" w:w="80"/>
+              <w:right w:type="dxa" w:w="100"/>
+            </w:tcMar>
+            <w:vAlign w:val="top"/>
+          </w:tcPr>
+          <w:p>
+            <w:pPr>
+              <w:spacing w:after="50" w:before="0"/>
+            </w:pPr>
+            <w:r>
+              <w:rPr>
+                <w:color w:val="BBBBBB"/>
+                <w:sz w:val="18"/>
+                <w:szCs w:val="18"/>
+              </w:rPr>
+              <w:t xml:space="preserve">____________________________</w:t>
+            </w:r>
+          </w:p>
+          <w:p>
+            <w:pPr>
+              <w:spacing w:after="50" w:before="0"/>
+            </w:pPr>
+            <w:r>
+              <w:rPr>
+                <w:color w:val="BBBBBB"/>
+                <w:sz w:val="18"/>
+                <w:szCs w:val="18"/>
+              </w:rPr>
+              <w:t xml:space="preserve">____________________________</w:t>
+            </w:r>
+          </w:p>
+          <w:p>
+            <w:pPr>
+              <w:spacing w:after="50" w:before="0"/>
+            </w:pPr>
+            <w:r>
+              <w:rPr>
+                <w:color w:val="BBBBBB"/>
+                <w:sz w:val="18"/>
+                <w:szCs w:val="18"/>
+              </w:rPr>
+              <w:t xml:space="preserve">____________________________</w:t>
+            </w:r>
+          </w:p>
+          <w:p>
+            <w:pPr>
+              <w:spacing w:after="50" w:before="0"/>
+            </w:pPr>
+            <w:r>
+              <w:rPr>
+                <w:color w:val="BBBBBB"/>
+                <w:sz w:val="18"/>
+                <w:szCs w:val="18"/>
+              </w:rPr>
+              <w:t xml:space="preserve">____________________________</w:t>
+            </w:r>
+          </w:p>
+        </w:tc>
+        <w:tc>
+          <w:tcPr>
+            <w:tcW w:type="dxa" w:w="3000"/>
+            <w:shd w:fill="FBF3E2" w:color="auto" w:val="clear"/>
+            <w:tcMar>
+              <w:top w:type="dxa" w:w="80"/>
+              <w:left w:type="dxa" w:w="100"/>
+              <w:bottom w:type="dxa" w:w="80"/>
+              <w:right w:type="dxa" w:w="100"/>
+            </w:tcMar>
+            <w:vAlign w:val="top"/>
+          </w:tcPr>
+          <w:p>
+            <w:pPr>
+              <w:spacing w:after="30" w:before="0"/>
+            </w:pPr>
+            <w:r>
+              <w:rPr>
+                <w:b/>
+                <w:bCs/>
+                <w:color w:val="0F2B3C"/>
+                <w:sz w:val="18"/>
+                <w:szCs w:val="18"/>
+              </w:rPr>
+              <w:t xml:space="preserve">Because... ________________</w:t>
+            </w:r>
+          </w:p>
+          <w:p>
+            <w:pPr>
+              <w:spacing w:after="50" w:before="0"/>
+            </w:pPr>
+            <w:r>
+              <w:rPr>
+                <w:color w:val="BBBBBB"/>
+                <w:sz w:val="18"/>
+                <w:szCs w:val="18"/>
+              </w:rPr>
+              <w:t xml:space="preserve">____________________________</w:t>
+            </w:r>
+          </w:p>
+          <w:p>
+            <w:pPr>
+              <w:spacing w:after="30" w:before="40"/>
+            </w:pPr>
+            <w:r>
+              <w:rPr>
+                <w:b/>
+                <w:bCs/>
+                <w:color w:val="1A6FB5"/>
+                <w:sz w:val="18"/>
+                <w:szCs w:val="18"/>
+              </w:rPr>
+              <w:t xml:space="preserve">Although... _______________</w:t>
+            </w:r>
+          </w:p>
+          <w:p>
+            <w:pPr>
+              <w:spacing w:after="50" w:before="0"/>
+            </w:pPr>
+            <w:r>
+              <w:rPr>
+                <w:color w:val="BBBBBB"/>
+                <w:sz w:val="18"/>
+                <w:szCs w:val="18"/>
+              </w:rPr>
+              <w:t xml:space="preserve">____________________________</w:t>
+            </w:r>
+          </w:p>
+          <w:p>
+            <w:pPr>
+              <w:spacing w:after="30" w:before="40"/>
+            </w:pPr>
+            <w:r>
+              <w:rPr>
+                <w:b/>
+                <w:bCs/>
+                <w:color w:val="7A5400"/>
+                <w:sz w:val="18"/>
+                <w:szCs w:val="18"/>
+              </w:rPr>
+              <w:t xml:space="preserve">Therefore... ______________</w:t>
+            </w:r>
+          </w:p>
+          <w:p>
+            <w:pPr>
+              <w:spacing w:after="50" w:before="0"/>
+            </w:pPr>
+            <w:r>
+              <w:rPr>
+                <w:color w:val="BBBBBB"/>
+                <w:sz w:val="18"/>
+                <w:szCs w:val="18"/>
+              </w:rPr>
+              <w:t xml:space="preserve">____________________________</w:t>
+            </w:r>
+          </w:p>
+        </w:tc>
+      </w:tr>
+    </w:tbl>
+    <w:p>
+      <w:pPr>
+        <w:spacing w:after="60" w:before="0"/>
+      </w:pPr>
+      <w:r>
+        <w:t xml:space="preserve"/>
+      </w:r>
+    </w:p>
+    <w:tbl>
+      <w:tblPr>
+        <w:tblW w:type="dxa" w:w="9360"/>
+        <w:tblBorders>
+          <w:top w:val="single" w:color="C7D2DD" w:sz="6"/>
+          <w:left w:val="single" w:color="C7D2DD" w:sz="6"/>
+          <w:bottom w:val="single" w:color="C7D2DD" w:sz="6"/>
+          <w:right w:val="single" w:color="C7D2DD" w:sz="6"/>
+          <w:insideH w:val="single" w:color="C7D2DD" w:sz="6"/>
+          <w:insideV w:val="single" w:color="C7D2DD" w:sz="6"/>
+        </w:tblBorders>
+      </w:tblPr>
+      <w:tblGrid>
+        <w:gridCol w:w="2800"/>
+        <w:gridCol w:w="3560"/>
+        <w:gridCol w:w="3000"/>
+      </w:tblGrid>
+      <w:tr>
+        <w:trPr>
+          <w:cantSplit/>
+          <w:tblHeader/>
+        </w:trPr>
+        <w:tc>
+          <w:tcPr>
+            <w:tcW w:type="dxa" w:w="2800"/>
+            <w:shd w:fill="EEF4F8" w:color="auto" w:val="clear"/>
+            <w:tcMar>
+              <w:top w:type="dxa" w:w="60"/>
+              <w:left w:type="dxa" w:w="100"/>
+              <w:bottom w:type="dxa" w:w="60"/>
+              <w:right w:type="dxa" w:w="100"/>
+            </w:tcMar>
+          </w:tcPr>
+          <w:p>
+            <w:pPr>
+              <w:spacing w:after="0" w:before="0"/>
+            </w:pPr>
+            <w:r>
+              <w:rPr>
+                <w:b/>
+                <w:bCs/>
+                <w:color w:val="0F2B3C"/>
+                <w:sz w:val="16"/>
+                <w:szCs w:val="16"/>
+              </w:rPr>
+              <w:t xml:space="preserve">CORE PROBLEM / GIVEN REPRESENTATION</w:t>
+            </w:r>
+          </w:p>
+        </w:tc>
+        <w:tc>
+          <w:tcPr>
+            <w:tcW w:type="dxa" w:w="3560"/>
+            <w:shd w:fill="EEF4F8" w:color="auto" w:val="clear"/>
+            <w:tcMar>
+              <w:top w:type="dxa" w:w="60"/>
+              <w:left w:type="dxa" w:w="100"/>
+              <w:bottom w:type="dxa" w:w="60"/>
+              <w:right w:type="dxa" w:w="100"/>
+            </w:tcMar>
+          </w:tcPr>
+          <w:p>
+            <w:pPr>
+              <w:spacing w:after="0" w:before="0"/>
+            </w:pPr>
+            <w:r>
+              <w:rPr>
+                <w:b/>
+                <w:bCs/>
+                <w:color w:val="0F2B3C"/>
+                <w:sz w:val="16"/>
+                <w:szCs w:val="16"/>
+              </w:rPr>
+              <w:t xml:space="preserve">WORKING SPACE / CALCULATION STEPS</w:t>
+            </w:r>
+          </w:p>
+        </w:tc>
+        <w:tc>
+          <w:tcPr>
+            <w:tcW w:type="dxa" w:w="3000"/>
+            <w:shd w:fill="FBF3E2" w:color="auto" w:val="clear"/>
+            <w:tcMar>
+              <w:top w:type="dxa" w:w="60"/>
+              <w:left w:type="dxa" w:w="100"/>
+              <w:bottom w:type="dxa" w:w="60"/>
+              <w:right w:type="dxa" w:w="100"/>
+            </w:tcMar>
+          </w:tcPr>
+          <w:p>
+            <w:pPr>
+              <w:spacing w:after="0" w:before="0"/>
+            </w:pPr>
+            <w:r>
+              <w:rPr>
+                <w:b/>
+                <w:bCs/>
+                <w:color w:val="7A5400"/>
+                <w:sz w:val="16"/>
+                <w:szCs w:val="16"/>
+              </w:rPr>
+              <w:t xml:space="preserve">EXPLAIN YOUR REASONING</w:t>
+            </w:r>
+          </w:p>
+        </w:tc>
+      </w:tr>
+      <w:tr>
+        <w:trPr>
+          <w:cantSplit/>
+        </w:trPr>
+        <w:tc>
+          <w:tcPr>
+            <w:tcW w:type="dxa" w:w="2800"/>
+            <w:tcMar>
+              <w:top w:type="dxa" w:w="80"/>
+              <w:left w:type="dxa" w:w="100"/>
+              <w:bottom w:type="dxa" w:w="80"/>
+              <w:right w:type="dxa" w:w="100"/>
+            </w:tcMar>
+            <w:vAlign w:val="top"/>
+          </w:tcPr>
+          <w:p>
+            <w:pPr>
+              <w:spacing w:after="40" w:before="0"/>
+            </w:pPr>
+            <w:r>
+              <w:rPr>
+                <w:b/>
+                <w:bCs/>
+                <w:color w:val="0F2B3C"/>
+                <w:sz w:val="20"/>
+                <w:szCs w:val="20"/>
+              </w:rPr>
+              <w:t xml:space="preserve">3.  What is the smallest number: 5, 3, or 8?</w:t>
+            </w:r>
+          </w:p>
+        </w:tc>
+        <w:tc>
+          <w:tcPr>
+            <w:tcW w:type="dxa" w:w="3560"/>
+            <w:tcMar>
+              <w:top w:type="dxa" w:w="80"/>
+              <w:left w:type="dxa" w:w="100"/>
+              <w:bottom w:type="dxa" w:w="80"/>
+              <w:right w:type="dxa" w:w="100"/>
+            </w:tcMar>
+            <w:vAlign w:val="top"/>
+          </w:tcPr>
+          <w:p>
+            <w:pPr>
+              <w:spacing w:after="50" w:before="0"/>
+            </w:pPr>
+            <w:r>
+              <w:rPr>
+                <w:color w:val="BBBBBB"/>
+                <w:sz w:val="18"/>
+                <w:szCs w:val="18"/>
+              </w:rPr>
+              <w:t xml:space="preserve">____________________________</w:t>
+            </w:r>
+          </w:p>
+          <w:p>
+            <w:pPr>
+              <w:spacing w:after="50" w:before="0"/>
+            </w:pPr>
+            <w:r>
+              <w:rPr>
+                <w:color w:val="BBBBBB"/>
+                <w:sz w:val="18"/>
+                <w:szCs w:val="18"/>
+              </w:rPr>
+              <w:t xml:space="preserve">____________________________</w:t>
+            </w:r>
+          </w:p>
+          <w:p>
+            <w:pPr>
+              <w:spacing w:after="50" w:before="0"/>
+            </w:pPr>
+            <w:r>
+              <w:rPr>
+                <w:color w:val="BBBBBB"/>
+                <w:sz w:val="18"/>
+                <w:szCs w:val="18"/>
+              </w:rPr>
+              <w:t xml:space="preserve">____________________________</w:t>
+            </w:r>
+          </w:p>
+          <w:p>
+            <w:pPr>
+              <w:spacing w:after="50" w:before="0"/>
+            </w:pPr>
+            <w:r>
+              <w:rPr>
+                <w:color w:val="BBBBBB"/>
+                <w:sz w:val="18"/>
+                <w:szCs w:val="18"/>
+              </w:rPr>
+              <w:t xml:space="preserve">____________________________</w:t>
+            </w:r>
+          </w:p>
+        </w:tc>
+        <w:tc>
+          <w:tcPr>
+            <w:tcW w:type="dxa" w:w="3000"/>
+            <w:shd w:fill="FBF3E2" w:color="auto" w:val="clear"/>
+            <w:tcMar>
+              <w:top w:type="dxa" w:w="80"/>
+              <w:left w:type="dxa" w:w="100"/>
+              <w:bottom w:type="dxa" w:w="80"/>
+              <w:right w:type="dxa" w:w="100"/>
+            </w:tcMar>
+            <w:vAlign w:val="top"/>
+          </w:tcPr>
+          <w:p>
+            <w:pPr>
+              <w:spacing w:after="30" w:before="0"/>
+            </w:pPr>
+            <w:r>
+              <w:rPr>
+                <w:b/>
+                <w:bCs/>
+                <w:color w:val="0F2B3C"/>
+                <w:sz w:val="18"/>
+                <w:szCs w:val="18"/>
+              </w:rPr>
+              <w:t xml:space="preserve">Because... ________________</w:t>
+            </w:r>
+          </w:p>
+          <w:p>
+            <w:pPr>
+              <w:spacing w:after="50" w:before="0"/>
+            </w:pPr>
+            <w:r>
+              <w:rPr>
+                <w:color w:val="BBBBBB"/>
+                <w:sz w:val="18"/>
+                <w:szCs w:val="18"/>
+              </w:rPr>
+              <w:t xml:space="preserve">____________________________</w:t>
+            </w:r>
+          </w:p>
+          <w:p>
+            <w:pPr>
+              <w:spacing w:after="30" w:before="40"/>
+            </w:pPr>
+            <w:r>
+              <w:rPr>
+                <w:b/>
+                <w:bCs/>
+                <w:color w:val="1A6FB5"/>
+                <w:sz w:val="18"/>
+                <w:szCs w:val="18"/>
+              </w:rPr>
+              <w:t xml:space="preserve">Although... _______________</w:t>
+            </w:r>
+          </w:p>
+          <w:p>
+            <w:pPr>
+              <w:spacing w:after="50" w:before="0"/>
+            </w:pPr>
+            <w:r>
+              <w:rPr>
+                <w:color w:val="BBBBBB"/>
+                <w:sz w:val="18"/>
+                <w:szCs w:val="18"/>
+              </w:rPr>
+              <w:t xml:space="preserve">____________________________</w:t>
+            </w:r>
+          </w:p>
+          <w:p>
+            <w:pPr>
+              <w:spacing w:after="30" w:before="40"/>
+            </w:pPr>
+            <w:r>
+              <w:rPr>
+                <w:b/>
+                <w:bCs/>
+                <w:color w:val="7A5400"/>
+                <w:sz w:val="18"/>
+                <w:szCs w:val="18"/>
+              </w:rPr>
+              <w:t xml:space="preserve">Therefore... ______________</w:t>
+            </w:r>
+          </w:p>
+          <w:p>
+            <w:pPr>
+              <w:spacing w:after="50" w:before="0"/>
+            </w:pPr>
+            <w:r>
+              <w:rPr>
+                <w:color w:val="BBBBBB"/>
+                <w:sz w:val="18"/>
+                <w:szCs w:val="18"/>
+              </w:rPr>
+              <w:t xml:space="preserve">____________________________</w:t>
+            </w:r>
+          </w:p>
+        </w:tc>
+      </w:tr>
+    </w:tbl>
+    <w:p>
+      <w:pPr>
+        <w:spacing w:after="60" w:before="0"/>
+      </w:pPr>
+      <w:r>
+        <w:t xml:space="preserve"/>
       </w:r>
     </w:p>
     <w:p>
@@ -251,76 +2490,642 @@
         <w:t xml:space="preserve">Use  and put numbers in order.</w:t>
       </w:r>
     </w:p>
-    <w:p>
-      <w:pPr>
-        <w:spacing w:after="40" w:before="0"/>
-      </w:pPr>
-      <w:r>
-        <w:rPr>
-          <w:sz w:val="22"/>
-          <w:szCs w:val="22"/>
-        </w:rPr>
-        <w:t xml:space="preserve">1.  Which symbol makes 6 ___ 2 true?</w:t>
-      </w:r>
-    </w:p>
-    <w:p>
-      <w:pPr>
-        <w:spacing w:after="40" w:before="0"/>
-      </w:pPr>
-      <w:r>
-        <w:rPr>
-          <w:color w:val="5E6E7E"/>
-          <w:sz w:val="20"/>
-          <w:szCs w:val="20"/>
-        </w:rPr>
-        <w:t xml:space="preserve">     choices: &lt;   /   &gt;</w:t>
-      </w:r>
-    </w:p>
-    <w:p>
-      <w:pPr>
-        <w:spacing w:after="80" w:before="0"/>
-      </w:pPr>
-      <w:r>
-        <w:rPr>
-          <w:color w:val="BBBBBB"/>
-        </w:rPr>
-        <w:t xml:space="preserve">____________________________________________________</w:t>
-      </w:r>
-    </w:p>
-    <w:p>
-      <w:pPr>
-        <w:spacing w:after="40" w:before="0"/>
-      </w:pPr>
-      <w:r>
-        <w:rPr>
-          <w:sz w:val="22"/>
-          <w:szCs w:val="22"/>
-        </w:rPr>
-        <w:t xml:space="preserve">2.  Order least to greatest: 7, 2, 5.</w:t>
-      </w:r>
-    </w:p>
-    <w:p>
-      <w:pPr>
-        <w:spacing w:after="40" w:before="0"/>
-      </w:pPr>
-      <w:r>
-        <w:rPr>
-          <w:color w:val="5E6E7E"/>
-          <w:sz w:val="20"/>
-          <w:szCs w:val="20"/>
-        </w:rPr>
-        <w:t xml:space="preserve">     choices: 2, 5, 7   /   7, 5, 2   /   2, 7, 5</w:t>
-      </w:r>
-    </w:p>
-    <w:p>
-      <w:pPr>
-        <w:spacing w:after="80" w:before="0"/>
-      </w:pPr>
-      <w:r>
-        <w:rPr>
-          <w:color w:val="BBBBBB"/>
-        </w:rPr>
-        <w:t xml:space="preserve">____________________________________________________</w:t>
+    <w:tbl>
+      <w:tblPr>
+        <w:tblW w:type="dxa" w:w="9360"/>
+        <w:tblBorders>
+          <w:top w:val="single" w:color="C7D2DD" w:sz="6"/>
+          <w:left w:val="single" w:color="C7D2DD" w:sz="6"/>
+          <w:bottom w:val="single" w:color="C7D2DD" w:sz="6"/>
+          <w:right w:val="single" w:color="C7D2DD" w:sz="6"/>
+          <w:insideH w:val="single" w:color="C7D2DD" w:sz="6"/>
+          <w:insideV w:val="single" w:color="C7D2DD" w:sz="6"/>
+        </w:tblBorders>
+      </w:tblPr>
+      <w:tblGrid>
+        <w:gridCol w:w="2800"/>
+        <w:gridCol w:w="3560"/>
+        <w:gridCol w:w="3000"/>
+      </w:tblGrid>
+      <w:tr>
+        <w:trPr>
+          <w:cantSplit/>
+          <w:tblHeader/>
+        </w:trPr>
+        <w:tc>
+          <w:tcPr>
+            <w:tcW w:type="dxa" w:w="2800"/>
+            <w:shd w:fill="EEF4F8" w:color="auto" w:val="clear"/>
+            <w:tcMar>
+              <w:top w:type="dxa" w:w="60"/>
+              <w:left w:type="dxa" w:w="100"/>
+              <w:bottom w:type="dxa" w:w="60"/>
+              <w:right w:type="dxa" w:w="100"/>
+            </w:tcMar>
+          </w:tcPr>
+          <w:p>
+            <w:pPr>
+              <w:spacing w:after="0" w:before="0"/>
+            </w:pPr>
+            <w:r>
+              <w:rPr>
+                <w:b/>
+                <w:bCs/>
+                <w:color w:val="0F2B3C"/>
+                <w:sz w:val="16"/>
+                <w:szCs w:val="16"/>
+              </w:rPr>
+              <w:t xml:space="preserve">CORE PROBLEM / GIVEN REPRESENTATION</w:t>
+            </w:r>
+          </w:p>
+        </w:tc>
+        <w:tc>
+          <w:tcPr>
+            <w:tcW w:type="dxa" w:w="3560"/>
+            <w:shd w:fill="EEF4F8" w:color="auto" w:val="clear"/>
+            <w:tcMar>
+              <w:top w:type="dxa" w:w="60"/>
+              <w:left w:type="dxa" w:w="100"/>
+              <w:bottom w:type="dxa" w:w="60"/>
+              <w:right w:type="dxa" w:w="100"/>
+            </w:tcMar>
+          </w:tcPr>
+          <w:p>
+            <w:pPr>
+              <w:spacing w:after="0" w:before="0"/>
+            </w:pPr>
+            <w:r>
+              <w:rPr>
+                <w:b/>
+                <w:bCs/>
+                <w:color w:val="0F2B3C"/>
+                <w:sz w:val="16"/>
+                <w:szCs w:val="16"/>
+              </w:rPr>
+              <w:t xml:space="preserve">WORKING SPACE / CALCULATION STEPS</w:t>
+            </w:r>
+          </w:p>
+        </w:tc>
+        <w:tc>
+          <w:tcPr>
+            <w:tcW w:type="dxa" w:w="3000"/>
+            <w:shd w:fill="FBF3E2" w:color="auto" w:val="clear"/>
+            <w:tcMar>
+              <w:top w:type="dxa" w:w="60"/>
+              <w:left w:type="dxa" w:w="100"/>
+              <w:bottom w:type="dxa" w:w="60"/>
+              <w:right w:type="dxa" w:w="100"/>
+            </w:tcMar>
+          </w:tcPr>
+          <w:p>
+            <w:pPr>
+              <w:spacing w:after="0" w:before="0"/>
+            </w:pPr>
+            <w:r>
+              <w:rPr>
+                <w:b/>
+                <w:bCs/>
+                <w:color w:val="7A5400"/>
+                <w:sz w:val="16"/>
+                <w:szCs w:val="16"/>
+              </w:rPr>
+              <w:t xml:space="preserve">EXPLAIN YOUR REASONING</w:t>
+            </w:r>
+          </w:p>
+        </w:tc>
+      </w:tr>
+      <w:tr>
+        <w:trPr>
+          <w:cantSplit/>
+        </w:trPr>
+        <w:tc>
+          <w:tcPr>
+            <w:tcW w:type="dxa" w:w="2800"/>
+            <w:tcMar>
+              <w:top w:type="dxa" w:w="80"/>
+              <w:left w:type="dxa" w:w="100"/>
+              <w:bottom w:type="dxa" w:w="80"/>
+              <w:right w:type="dxa" w:w="100"/>
+            </w:tcMar>
+            <w:vAlign w:val="top"/>
+          </w:tcPr>
+          <w:p>
+            <w:pPr>
+              <w:spacing w:after="40" w:before="0"/>
+            </w:pPr>
+            <w:r>
+              <w:rPr>
+                <w:b/>
+                <w:bCs/>
+                <w:color w:val="0F2B3C"/>
+                <w:sz w:val="20"/>
+                <w:szCs w:val="20"/>
+              </w:rPr>
+              <w:t xml:space="preserve">1.  Which symbol makes 6 ___ 2 true?</w:t>
+            </w:r>
+          </w:p>
+          <w:p>
+            <w:pPr>
+              <w:spacing w:after="0" w:before="0"/>
+            </w:pPr>
+            <w:r>
+              <w:rPr>
+                <w:color w:val="5E6E7E"/>
+                <w:sz w:val="18"/>
+                <w:szCs w:val="18"/>
+              </w:rPr>
+              <w:t xml:space="preserve">Choices: &lt;   /   &gt;</w:t>
+            </w:r>
+          </w:p>
+        </w:tc>
+        <w:tc>
+          <w:tcPr>
+            <w:tcW w:type="dxa" w:w="3560"/>
+            <w:tcMar>
+              <w:top w:type="dxa" w:w="80"/>
+              <w:left w:type="dxa" w:w="100"/>
+              <w:bottom w:type="dxa" w:w="80"/>
+              <w:right w:type="dxa" w:w="100"/>
+            </w:tcMar>
+            <w:vAlign w:val="top"/>
+          </w:tcPr>
+          <w:p>
+            <w:pPr>
+              <w:spacing w:after="50" w:before="0"/>
+            </w:pPr>
+            <w:r>
+              <w:rPr>
+                <w:color w:val="BBBBBB"/>
+                <w:sz w:val="18"/>
+                <w:szCs w:val="18"/>
+              </w:rPr>
+              <w:t xml:space="preserve">____________________________</w:t>
+            </w:r>
+          </w:p>
+          <w:p>
+            <w:pPr>
+              <w:spacing w:after="50" w:before="0"/>
+            </w:pPr>
+            <w:r>
+              <w:rPr>
+                <w:color w:val="BBBBBB"/>
+                <w:sz w:val="18"/>
+                <w:szCs w:val="18"/>
+              </w:rPr>
+              <w:t xml:space="preserve">____________________________</w:t>
+            </w:r>
+          </w:p>
+          <w:p>
+            <w:pPr>
+              <w:spacing w:after="50" w:before="0"/>
+            </w:pPr>
+            <w:r>
+              <w:rPr>
+                <w:color w:val="BBBBBB"/>
+                <w:sz w:val="18"/>
+                <w:szCs w:val="18"/>
+              </w:rPr>
+              <w:t xml:space="preserve">____________________________</w:t>
+            </w:r>
+          </w:p>
+          <w:p>
+            <w:pPr>
+              <w:spacing w:after="50" w:before="0"/>
+            </w:pPr>
+            <w:r>
+              <w:rPr>
+                <w:color w:val="BBBBBB"/>
+                <w:sz w:val="18"/>
+                <w:szCs w:val="18"/>
+              </w:rPr>
+              <w:t xml:space="preserve">____________________________</w:t>
+            </w:r>
+          </w:p>
+        </w:tc>
+        <w:tc>
+          <w:tcPr>
+            <w:tcW w:type="dxa" w:w="3000"/>
+            <w:shd w:fill="FBF3E2" w:color="auto" w:val="clear"/>
+            <w:tcMar>
+              <w:top w:type="dxa" w:w="80"/>
+              <w:left w:type="dxa" w:w="100"/>
+              <w:bottom w:type="dxa" w:w="80"/>
+              <w:right w:type="dxa" w:w="100"/>
+            </w:tcMar>
+            <w:vAlign w:val="top"/>
+          </w:tcPr>
+          <w:p>
+            <w:pPr>
+              <w:spacing w:after="30" w:before="0"/>
+            </w:pPr>
+            <w:r>
+              <w:rPr>
+                <w:b/>
+                <w:bCs/>
+                <w:color w:val="0F2B3C"/>
+                <w:sz w:val="18"/>
+                <w:szCs w:val="18"/>
+              </w:rPr>
+              <w:t xml:space="preserve">Because... ________________</w:t>
+            </w:r>
+          </w:p>
+          <w:p>
+            <w:pPr>
+              <w:spacing w:after="50" w:before="0"/>
+            </w:pPr>
+            <w:r>
+              <w:rPr>
+                <w:color w:val="BBBBBB"/>
+                <w:sz w:val="18"/>
+                <w:szCs w:val="18"/>
+              </w:rPr>
+              <w:t xml:space="preserve">____________________________</w:t>
+            </w:r>
+          </w:p>
+          <w:p>
+            <w:pPr>
+              <w:spacing w:after="30" w:before="40"/>
+            </w:pPr>
+            <w:r>
+              <w:rPr>
+                <w:b/>
+                <w:bCs/>
+                <w:color w:val="1A6FB5"/>
+                <w:sz w:val="18"/>
+                <w:szCs w:val="18"/>
+              </w:rPr>
+              <w:t xml:space="preserve">Although... _______________</w:t>
+            </w:r>
+          </w:p>
+          <w:p>
+            <w:pPr>
+              <w:spacing w:after="50" w:before="0"/>
+            </w:pPr>
+            <w:r>
+              <w:rPr>
+                <w:color w:val="BBBBBB"/>
+                <w:sz w:val="18"/>
+                <w:szCs w:val="18"/>
+              </w:rPr>
+              <w:t xml:space="preserve">____________________________</w:t>
+            </w:r>
+          </w:p>
+          <w:p>
+            <w:pPr>
+              <w:spacing w:after="30" w:before="40"/>
+            </w:pPr>
+            <w:r>
+              <w:rPr>
+                <w:b/>
+                <w:bCs/>
+                <w:color w:val="7A5400"/>
+                <w:sz w:val="18"/>
+                <w:szCs w:val="18"/>
+              </w:rPr>
+              <w:t xml:space="preserve">Therefore... ______________</w:t>
+            </w:r>
+          </w:p>
+          <w:p>
+            <w:pPr>
+              <w:spacing w:after="50" w:before="0"/>
+            </w:pPr>
+            <w:r>
+              <w:rPr>
+                <w:color w:val="BBBBBB"/>
+                <w:sz w:val="18"/>
+                <w:szCs w:val="18"/>
+              </w:rPr>
+              <w:t xml:space="preserve">____________________________</w:t>
+            </w:r>
+          </w:p>
+        </w:tc>
+      </w:tr>
+    </w:tbl>
+    <w:p>
+      <w:pPr>
+        <w:spacing w:after="60" w:before="0"/>
+      </w:pPr>
+      <w:r>
+        <w:t xml:space="preserve"/>
+      </w:r>
+    </w:p>
+    <w:tbl>
+      <w:tblPr>
+        <w:tblW w:type="dxa" w:w="9360"/>
+        <w:tblBorders>
+          <w:top w:val="single" w:color="C7D2DD" w:sz="6"/>
+          <w:left w:val="single" w:color="C7D2DD" w:sz="6"/>
+          <w:bottom w:val="single" w:color="C7D2DD" w:sz="6"/>
+          <w:right w:val="single" w:color="C7D2DD" w:sz="6"/>
+          <w:insideH w:val="single" w:color="C7D2DD" w:sz="6"/>
+          <w:insideV w:val="single" w:color="C7D2DD" w:sz="6"/>
+        </w:tblBorders>
+      </w:tblPr>
+      <w:tblGrid>
+        <w:gridCol w:w="2800"/>
+        <w:gridCol w:w="3560"/>
+        <w:gridCol w:w="3000"/>
+      </w:tblGrid>
+      <w:tr>
+        <w:trPr>
+          <w:cantSplit/>
+          <w:tblHeader/>
+        </w:trPr>
+        <w:tc>
+          <w:tcPr>
+            <w:tcW w:type="dxa" w:w="2800"/>
+            <w:shd w:fill="EEF4F8" w:color="auto" w:val="clear"/>
+            <w:tcMar>
+              <w:top w:type="dxa" w:w="60"/>
+              <w:left w:type="dxa" w:w="100"/>
+              <w:bottom w:type="dxa" w:w="60"/>
+              <w:right w:type="dxa" w:w="100"/>
+            </w:tcMar>
+          </w:tcPr>
+          <w:p>
+            <w:pPr>
+              <w:spacing w:after="0" w:before="0"/>
+            </w:pPr>
+            <w:r>
+              <w:rPr>
+                <w:b/>
+                <w:bCs/>
+                <w:color w:val="0F2B3C"/>
+                <w:sz w:val="16"/>
+                <w:szCs w:val="16"/>
+              </w:rPr>
+              <w:t xml:space="preserve">CORE PROBLEM / GIVEN REPRESENTATION</w:t>
+            </w:r>
+          </w:p>
+        </w:tc>
+        <w:tc>
+          <w:tcPr>
+            <w:tcW w:type="dxa" w:w="3560"/>
+            <w:shd w:fill="EEF4F8" w:color="auto" w:val="clear"/>
+            <w:tcMar>
+              <w:top w:type="dxa" w:w="60"/>
+              <w:left w:type="dxa" w:w="100"/>
+              <w:bottom w:type="dxa" w:w="60"/>
+              <w:right w:type="dxa" w:w="100"/>
+            </w:tcMar>
+          </w:tcPr>
+          <w:p>
+            <w:pPr>
+              <w:spacing w:after="0" w:before="0"/>
+            </w:pPr>
+            <w:r>
+              <w:rPr>
+                <w:b/>
+                <w:bCs/>
+                <w:color w:val="0F2B3C"/>
+                <w:sz w:val="16"/>
+                <w:szCs w:val="16"/>
+              </w:rPr>
+              <w:t xml:space="preserve">WORKING SPACE / CALCULATION STEPS</w:t>
+            </w:r>
+          </w:p>
+        </w:tc>
+        <w:tc>
+          <w:tcPr>
+            <w:tcW w:type="dxa" w:w="3000"/>
+            <w:shd w:fill="FBF3E2" w:color="auto" w:val="clear"/>
+            <w:tcMar>
+              <w:top w:type="dxa" w:w="60"/>
+              <w:left w:type="dxa" w:w="100"/>
+              <w:bottom w:type="dxa" w:w="60"/>
+              <w:right w:type="dxa" w:w="100"/>
+            </w:tcMar>
+          </w:tcPr>
+          <w:p>
+            <w:pPr>
+              <w:spacing w:after="0" w:before="0"/>
+            </w:pPr>
+            <w:r>
+              <w:rPr>
+                <w:b/>
+                <w:bCs/>
+                <w:color w:val="7A5400"/>
+                <w:sz w:val="16"/>
+                <w:szCs w:val="16"/>
+              </w:rPr>
+              <w:t xml:space="preserve">EXPLAIN YOUR REASONING</w:t>
+            </w:r>
+          </w:p>
+        </w:tc>
+      </w:tr>
+      <w:tr>
+        <w:trPr>
+          <w:cantSplit/>
+        </w:trPr>
+        <w:tc>
+          <w:tcPr>
+            <w:tcW w:type="dxa" w:w="2800"/>
+            <w:tcMar>
+              <w:top w:type="dxa" w:w="80"/>
+              <w:left w:type="dxa" w:w="100"/>
+              <w:bottom w:type="dxa" w:w="80"/>
+              <w:right w:type="dxa" w:w="100"/>
+            </w:tcMar>
+            <w:vAlign w:val="top"/>
+          </w:tcPr>
+          <w:p>
+            <w:pPr>
+              <w:spacing w:after="40" w:before="0"/>
+            </w:pPr>
+            <w:r>
+              <w:rPr>
+                <w:b/>
+                <w:bCs/>
+                <w:color w:val="0F2B3C"/>
+                <w:sz w:val="20"/>
+                <w:szCs w:val="20"/>
+              </w:rPr>
+              <w:t xml:space="preserve">2.  Order least to greatest: 7, 2, 5.</w:t>
+            </w:r>
+          </w:p>
+          <w:p>
+            <w:pPr>
+              <w:spacing w:after="0" w:before="0"/>
+            </w:pPr>
+            <w:r>
+              <w:rPr>
+                <w:color w:val="5E6E7E"/>
+                <w:sz w:val="18"/>
+                <w:szCs w:val="18"/>
+              </w:rPr>
+              <w:t xml:space="preserve">Choices: 2, 5, 7   /   7, 5, 2   /   2, 7, 5</w:t>
+            </w:r>
+          </w:p>
+        </w:tc>
+        <w:tc>
+          <w:tcPr>
+            <w:tcW w:type="dxa" w:w="3560"/>
+            <w:tcMar>
+              <w:top w:type="dxa" w:w="80"/>
+              <w:left w:type="dxa" w:w="100"/>
+              <w:bottom w:type="dxa" w:w="80"/>
+              <w:right w:type="dxa" w:w="100"/>
+            </w:tcMar>
+            <w:vAlign w:val="top"/>
+          </w:tcPr>
+          <w:p>
+            <w:pPr>
+              <w:spacing w:after="50" w:before="0"/>
+            </w:pPr>
+            <w:r>
+              <w:rPr>
+                <w:color w:val="BBBBBB"/>
+                <w:sz w:val="18"/>
+                <w:szCs w:val="18"/>
+              </w:rPr>
+              <w:t xml:space="preserve">____________________________</w:t>
+            </w:r>
+          </w:p>
+          <w:p>
+            <w:pPr>
+              <w:spacing w:after="50" w:before="0"/>
+            </w:pPr>
+            <w:r>
+              <w:rPr>
+                <w:color w:val="BBBBBB"/>
+                <w:sz w:val="18"/>
+                <w:szCs w:val="18"/>
+              </w:rPr>
+              <w:t xml:space="preserve">____________________________</w:t>
+            </w:r>
+          </w:p>
+          <w:p>
+            <w:pPr>
+              <w:spacing w:after="50" w:before="0"/>
+            </w:pPr>
+            <w:r>
+              <w:rPr>
+                <w:color w:val="BBBBBB"/>
+                <w:sz w:val="18"/>
+                <w:szCs w:val="18"/>
+              </w:rPr>
+              <w:t xml:space="preserve">____________________________</w:t>
+            </w:r>
+          </w:p>
+          <w:p>
+            <w:pPr>
+              <w:spacing w:after="50" w:before="0"/>
+            </w:pPr>
+            <w:r>
+              <w:rPr>
+                <w:color w:val="BBBBBB"/>
+                <w:sz w:val="18"/>
+                <w:szCs w:val="18"/>
+              </w:rPr>
+              <w:t xml:space="preserve">____________________________</w:t>
+            </w:r>
+          </w:p>
+        </w:tc>
+        <w:tc>
+          <w:tcPr>
+            <w:tcW w:type="dxa" w:w="3000"/>
+            <w:shd w:fill="FBF3E2" w:color="auto" w:val="clear"/>
+            <w:tcMar>
+              <w:top w:type="dxa" w:w="80"/>
+              <w:left w:type="dxa" w:w="100"/>
+              <w:bottom w:type="dxa" w:w="80"/>
+              <w:right w:type="dxa" w:w="100"/>
+            </w:tcMar>
+            <w:vAlign w:val="top"/>
+          </w:tcPr>
+          <w:p>
+            <w:pPr>
+              <w:spacing w:after="30" w:before="0"/>
+            </w:pPr>
+            <w:r>
+              <w:rPr>
+                <w:b/>
+                <w:bCs/>
+                <w:color w:val="0F2B3C"/>
+                <w:sz w:val="18"/>
+                <w:szCs w:val="18"/>
+              </w:rPr>
+              <w:t xml:space="preserve">Because... ________________</w:t>
+            </w:r>
+          </w:p>
+          <w:p>
+            <w:pPr>
+              <w:spacing w:after="50" w:before="0"/>
+            </w:pPr>
+            <w:r>
+              <w:rPr>
+                <w:color w:val="BBBBBB"/>
+                <w:sz w:val="18"/>
+                <w:szCs w:val="18"/>
+              </w:rPr>
+              <w:t xml:space="preserve">____________________________</w:t>
+            </w:r>
+          </w:p>
+          <w:p>
+            <w:pPr>
+              <w:spacing w:after="30" w:before="40"/>
+            </w:pPr>
+            <w:r>
+              <w:rPr>
+                <w:b/>
+                <w:bCs/>
+                <w:color w:val="1A6FB5"/>
+                <w:sz w:val="18"/>
+                <w:szCs w:val="18"/>
+              </w:rPr>
+              <w:t xml:space="preserve">Although... _______________</w:t>
+            </w:r>
+          </w:p>
+          <w:p>
+            <w:pPr>
+              <w:spacing w:after="50" w:before="0"/>
+            </w:pPr>
+            <w:r>
+              <w:rPr>
+                <w:color w:val="BBBBBB"/>
+                <w:sz w:val="18"/>
+                <w:szCs w:val="18"/>
+              </w:rPr>
+              <w:t xml:space="preserve">____________________________</w:t>
+            </w:r>
+          </w:p>
+          <w:p>
+            <w:pPr>
+              <w:spacing w:after="30" w:before="40"/>
+            </w:pPr>
+            <w:r>
+              <w:rPr>
+                <w:b/>
+                <w:bCs/>
+                <w:color w:val="7A5400"/>
+                <w:sz w:val="18"/>
+                <w:szCs w:val="18"/>
+              </w:rPr>
+              <w:t xml:space="preserve">Therefore... ______________</w:t>
+            </w:r>
+          </w:p>
+          <w:p>
+            <w:pPr>
+              <w:spacing w:after="50" w:before="0"/>
+            </w:pPr>
+            <w:r>
+              <w:rPr>
+                <w:color w:val="BBBBBB"/>
+                <w:sz w:val="18"/>
+                <w:szCs w:val="18"/>
+              </w:rPr>
+              <w:t xml:space="preserve">____________________________</w:t>
+            </w:r>
+          </w:p>
+        </w:tc>
+      </w:tr>
+    </w:tbl>
+    <w:p>
+      <w:pPr>
+        <w:spacing w:after="60" w:before="0"/>
+      </w:pPr>
+      <w:r>
+        <w:t xml:space="preserve"/>
       </w:r>
     </w:p>
     <w:p>
@@ -352,63 +3157,629 @@
         <w:t xml:space="preserve">Stretch your ordering.</w:t>
       </w:r>
     </w:p>
-    <w:p>
-      <w:pPr>
-        <w:spacing w:after="40" w:before="0"/>
-      </w:pPr>
-      <w:r>
-        <w:rPr>
-          <w:sz w:val="22"/>
-          <w:szCs w:val="22"/>
-        </w:rPr>
-        <w:t xml:space="preserve">1.  Order greatest to least: 4, 9, 1.</w:t>
-      </w:r>
-    </w:p>
-    <w:p>
-      <w:pPr>
-        <w:spacing w:after="40" w:before="0"/>
-      </w:pPr>
-      <w:r>
-        <w:rPr>
-          <w:color w:val="5E6E7E"/>
-          <w:sz w:val="20"/>
-          <w:szCs w:val="20"/>
-        </w:rPr>
-        <w:t xml:space="preserve">     choices: 1, 4, 9   /   4, 1, 9   /   9, 4, 1</w:t>
-      </w:r>
-    </w:p>
-    <w:p>
-      <w:pPr>
-        <w:spacing w:after="80" w:before="0"/>
-      </w:pPr>
-      <w:r>
-        <w:rPr>
-          <w:color w:val="BBBBBB"/>
-        </w:rPr>
-        <w:t xml:space="preserve">____________________________________________________</w:t>
-      </w:r>
-    </w:p>
-    <w:p>
-      <w:pPr>
-        <w:spacing w:after="40" w:before="0"/>
-      </w:pPr>
-      <w:r>
-        <w:rPr>
-          <w:sz w:val="22"/>
-          <w:szCs w:val="22"/>
-        </w:rPr>
-        <w:t xml:space="preserve">2.  Which number is greater, and by how many: 8 compared to 3? (answer the difference)</w:t>
-      </w:r>
-    </w:p>
-    <w:p>
-      <w:pPr>
-        <w:spacing w:after="80" w:before="0"/>
-      </w:pPr>
-      <w:r>
-        <w:rPr>
-          <w:color w:val="BBBBBB"/>
-        </w:rPr>
-        <w:t xml:space="preserve">____________________________________________________</w:t>
+    <w:tbl>
+      <w:tblPr>
+        <w:tblW w:type="dxa" w:w="9360"/>
+        <w:tblBorders>
+          <w:top w:val="single" w:color="C7D2DD" w:sz="6"/>
+          <w:left w:val="single" w:color="C7D2DD" w:sz="6"/>
+          <w:bottom w:val="single" w:color="C7D2DD" w:sz="6"/>
+          <w:right w:val="single" w:color="C7D2DD" w:sz="6"/>
+          <w:insideH w:val="single" w:color="C7D2DD" w:sz="6"/>
+          <w:insideV w:val="single" w:color="C7D2DD" w:sz="6"/>
+        </w:tblBorders>
+      </w:tblPr>
+      <w:tblGrid>
+        <w:gridCol w:w="2800"/>
+        <w:gridCol w:w="3560"/>
+        <w:gridCol w:w="3000"/>
+      </w:tblGrid>
+      <w:tr>
+        <w:trPr>
+          <w:cantSplit/>
+          <w:tblHeader/>
+        </w:trPr>
+        <w:tc>
+          <w:tcPr>
+            <w:tcW w:type="dxa" w:w="2800"/>
+            <w:shd w:fill="EEF4F8" w:color="auto" w:val="clear"/>
+            <w:tcMar>
+              <w:top w:type="dxa" w:w="60"/>
+              <w:left w:type="dxa" w:w="100"/>
+              <w:bottom w:type="dxa" w:w="60"/>
+              <w:right w:type="dxa" w:w="100"/>
+            </w:tcMar>
+          </w:tcPr>
+          <w:p>
+            <w:pPr>
+              <w:spacing w:after="0" w:before="0"/>
+            </w:pPr>
+            <w:r>
+              <w:rPr>
+                <w:b/>
+                <w:bCs/>
+                <w:color w:val="0F2B3C"/>
+                <w:sz w:val="16"/>
+                <w:szCs w:val="16"/>
+              </w:rPr>
+              <w:t xml:space="preserve">CORE PROBLEM / GIVEN REPRESENTATION</w:t>
+            </w:r>
+          </w:p>
+        </w:tc>
+        <w:tc>
+          <w:tcPr>
+            <w:tcW w:type="dxa" w:w="3560"/>
+            <w:shd w:fill="EEF4F8" w:color="auto" w:val="clear"/>
+            <w:tcMar>
+              <w:top w:type="dxa" w:w="60"/>
+              <w:left w:type="dxa" w:w="100"/>
+              <w:bottom w:type="dxa" w:w="60"/>
+              <w:right w:type="dxa" w:w="100"/>
+            </w:tcMar>
+          </w:tcPr>
+          <w:p>
+            <w:pPr>
+              <w:spacing w:after="0" w:before="0"/>
+            </w:pPr>
+            <w:r>
+              <w:rPr>
+                <w:b/>
+                <w:bCs/>
+                <w:color w:val="0F2B3C"/>
+                <w:sz w:val="16"/>
+                <w:szCs w:val="16"/>
+              </w:rPr>
+              <w:t xml:space="preserve">WORKING SPACE / CALCULATION STEPS</w:t>
+            </w:r>
+          </w:p>
+        </w:tc>
+        <w:tc>
+          <w:tcPr>
+            <w:tcW w:type="dxa" w:w="3000"/>
+            <w:shd w:fill="FBF3E2" w:color="auto" w:val="clear"/>
+            <w:tcMar>
+              <w:top w:type="dxa" w:w="60"/>
+              <w:left w:type="dxa" w:w="100"/>
+              <w:bottom w:type="dxa" w:w="60"/>
+              <w:right w:type="dxa" w:w="100"/>
+            </w:tcMar>
+          </w:tcPr>
+          <w:p>
+            <w:pPr>
+              <w:spacing w:after="0" w:before="0"/>
+            </w:pPr>
+            <w:r>
+              <w:rPr>
+                <w:b/>
+                <w:bCs/>
+                <w:color w:val="7A5400"/>
+                <w:sz w:val="16"/>
+                <w:szCs w:val="16"/>
+              </w:rPr>
+              <w:t xml:space="preserve">EXPLAIN YOUR REASONING</w:t>
+            </w:r>
+          </w:p>
+        </w:tc>
+      </w:tr>
+      <w:tr>
+        <w:trPr>
+          <w:cantSplit/>
+        </w:trPr>
+        <w:tc>
+          <w:tcPr>
+            <w:tcW w:type="dxa" w:w="2800"/>
+            <w:tcMar>
+              <w:top w:type="dxa" w:w="80"/>
+              <w:left w:type="dxa" w:w="100"/>
+              <w:bottom w:type="dxa" w:w="80"/>
+              <w:right w:type="dxa" w:w="100"/>
+            </w:tcMar>
+            <w:vAlign w:val="top"/>
+          </w:tcPr>
+          <w:p>
+            <w:pPr>
+              <w:spacing w:after="40" w:before="0"/>
+            </w:pPr>
+            <w:r>
+              <w:rPr>
+                <w:b/>
+                <w:bCs/>
+                <w:color w:val="0F2B3C"/>
+                <w:sz w:val="20"/>
+                <w:szCs w:val="20"/>
+              </w:rPr>
+              <w:t xml:space="preserve">1.  Order greatest to least: 4, 9, 1.</w:t>
+            </w:r>
+          </w:p>
+          <w:p>
+            <w:pPr>
+              <w:spacing w:after="0" w:before="0"/>
+            </w:pPr>
+            <w:r>
+              <w:rPr>
+                <w:color w:val="5E6E7E"/>
+                <w:sz w:val="18"/>
+                <w:szCs w:val="18"/>
+              </w:rPr>
+              <w:t xml:space="preserve">Choices: 1, 4, 9   /   4, 1, 9   /   9, 4, 1</w:t>
+            </w:r>
+          </w:p>
+        </w:tc>
+        <w:tc>
+          <w:tcPr>
+            <w:tcW w:type="dxa" w:w="3560"/>
+            <w:tcMar>
+              <w:top w:type="dxa" w:w="80"/>
+              <w:left w:type="dxa" w:w="100"/>
+              <w:bottom w:type="dxa" w:w="80"/>
+              <w:right w:type="dxa" w:w="100"/>
+            </w:tcMar>
+            <w:vAlign w:val="top"/>
+          </w:tcPr>
+          <w:p>
+            <w:pPr>
+              <w:spacing w:after="50" w:before="0"/>
+            </w:pPr>
+            <w:r>
+              <w:rPr>
+                <w:color w:val="BBBBBB"/>
+                <w:sz w:val="18"/>
+                <w:szCs w:val="18"/>
+              </w:rPr>
+              <w:t xml:space="preserve">____________________________</w:t>
+            </w:r>
+          </w:p>
+          <w:p>
+            <w:pPr>
+              <w:spacing w:after="50" w:before="0"/>
+            </w:pPr>
+            <w:r>
+              <w:rPr>
+                <w:color w:val="BBBBBB"/>
+                <w:sz w:val="18"/>
+                <w:szCs w:val="18"/>
+              </w:rPr>
+              <w:t xml:space="preserve">____________________________</w:t>
+            </w:r>
+          </w:p>
+          <w:p>
+            <w:pPr>
+              <w:spacing w:after="50" w:before="0"/>
+            </w:pPr>
+            <w:r>
+              <w:rPr>
+                <w:color w:val="BBBBBB"/>
+                <w:sz w:val="18"/>
+                <w:szCs w:val="18"/>
+              </w:rPr>
+              <w:t xml:space="preserve">____________________________</w:t>
+            </w:r>
+          </w:p>
+          <w:p>
+            <w:pPr>
+              <w:spacing w:after="50" w:before="0"/>
+            </w:pPr>
+            <w:r>
+              <w:rPr>
+                <w:color w:val="BBBBBB"/>
+                <w:sz w:val="18"/>
+                <w:szCs w:val="18"/>
+              </w:rPr>
+              <w:t xml:space="preserve">____________________________</w:t>
+            </w:r>
+          </w:p>
+        </w:tc>
+        <w:tc>
+          <w:tcPr>
+            <w:tcW w:type="dxa" w:w="3000"/>
+            <w:shd w:fill="FBF3E2" w:color="auto" w:val="clear"/>
+            <w:tcMar>
+              <w:top w:type="dxa" w:w="80"/>
+              <w:left w:type="dxa" w:w="100"/>
+              <w:bottom w:type="dxa" w:w="80"/>
+              <w:right w:type="dxa" w:w="100"/>
+            </w:tcMar>
+            <w:vAlign w:val="top"/>
+          </w:tcPr>
+          <w:p>
+            <w:pPr>
+              <w:spacing w:after="30" w:before="0"/>
+            </w:pPr>
+            <w:r>
+              <w:rPr>
+                <w:b/>
+                <w:bCs/>
+                <w:color w:val="0F2B3C"/>
+                <w:sz w:val="18"/>
+                <w:szCs w:val="18"/>
+              </w:rPr>
+              <w:t xml:space="preserve">Because... ________________</w:t>
+            </w:r>
+          </w:p>
+          <w:p>
+            <w:pPr>
+              <w:spacing w:after="50" w:before="0"/>
+            </w:pPr>
+            <w:r>
+              <w:rPr>
+                <w:color w:val="BBBBBB"/>
+                <w:sz w:val="18"/>
+                <w:szCs w:val="18"/>
+              </w:rPr>
+              <w:t xml:space="preserve">____________________________</w:t>
+            </w:r>
+          </w:p>
+          <w:p>
+            <w:pPr>
+              <w:spacing w:after="30" w:before="40"/>
+            </w:pPr>
+            <w:r>
+              <w:rPr>
+                <w:b/>
+                <w:bCs/>
+                <w:color w:val="1A6FB5"/>
+                <w:sz w:val="18"/>
+                <w:szCs w:val="18"/>
+              </w:rPr>
+              <w:t xml:space="preserve">Although... _______________</w:t>
+            </w:r>
+          </w:p>
+          <w:p>
+            <w:pPr>
+              <w:spacing w:after="50" w:before="0"/>
+            </w:pPr>
+            <w:r>
+              <w:rPr>
+                <w:color w:val="BBBBBB"/>
+                <w:sz w:val="18"/>
+                <w:szCs w:val="18"/>
+              </w:rPr>
+              <w:t xml:space="preserve">____________________________</w:t>
+            </w:r>
+          </w:p>
+          <w:p>
+            <w:pPr>
+              <w:spacing w:after="30" w:before="40"/>
+            </w:pPr>
+            <w:r>
+              <w:rPr>
+                <w:b/>
+                <w:bCs/>
+                <w:color w:val="7A5400"/>
+                <w:sz w:val="18"/>
+                <w:szCs w:val="18"/>
+              </w:rPr>
+              <w:t xml:space="preserve">Therefore... ______________</w:t>
+            </w:r>
+          </w:p>
+          <w:p>
+            <w:pPr>
+              <w:spacing w:after="50" w:before="0"/>
+            </w:pPr>
+            <w:r>
+              <w:rPr>
+                <w:color w:val="BBBBBB"/>
+                <w:sz w:val="18"/>
+                <w:szCs w:val="18"/>
+              </w:rPr>
+              <w:t xml:space="preserve">____________________________</w:t>
+            </w:r>
+          </w:p>
+        </w:tc>
+      </w:tr>
+    </w:tbl>
+    <w:p>
+      <w:pPr>
+        <w:spacing w:after="60" w:before="0"/>
+      </w:pPr>
+      <w:r>
+        <w:t xml:space="preserve"/>
+      </w:r>
+    </w:p>
+    <w:tbl>
+      <w:tblPr>
+        <w:tblW w:type="dxa" w:w="9360"/>
+        <w:tblBorders>
+          <w:top w:val="single" w:color="C7D2DD" w:sz="6"/>
+          <w:left w:val="single" w:color="C7D2DD" w:sz="6"/>
+          <w:bottom w:val="single" w:color="C7D2DD" w:sz="6"/>
+          <w:right w:val="single" w:color="C7D2DD" w:sz="6"/>
+          <w:insideH w:val="single" w:color="C7D2DD" w:sz="6"/>
+          <w:insideV w:val="single" w:color="C7D2DD" w:sz="6"/>
+        </w:tblBorders>
+      </w:tblPr>
+      <w:tblGrid>
+        <w:gridCol w:w="2800"/>
+        <w:gridCol w:w="3560"/>
+        <w:gridCol w:w="3000"/>
+      </w:tblGrid>
+      <w:tr>
+        <w:trPr>
+          <w:cantSplit/>
+          <w:tblHeader/>
+        </w:trPr>
+        <w:tc>
+          <w:tcPr>
+            <w:tcW w:type="dxa" w:w="2800"/>
+            <w:shd w:fill="EEF4F8" w:color="auto" w:val="clear"/>
+            <w:tcMar>
+              <w:top w:type="dxa" w:w="60"/>
+              <w:left w:type="dxa" w:w="100"/>
+              <w:bottom w:type="dxa" w:w="60"/>
+              <w:right w:type="dxa" w:w="100"/>
+            </w:tcMar>
+          </w:tcPr>
+          <w:p>
+            <w:pPr>
+              <w:spacing w:after="0" w:before="0"/>
+            </w:pPr>
+            <w:r>
+              <w:rPr>
+                <w:b/>
+                <w:bCs/>
+                <w:color w:val="0F2B3C"/>
+                <w:sz w:val="16"/>
+                <w:szCs w:val="16"/>
+              </w:rPr>
+              <w:t xml:space="preserve">CORE PROBLEM / GIVEN REPRESENTATION</w:t>
+            </w:r>
+          </w:p>
+        </w:tc>
+        <w:tc>
+          <w:tcPr>
+            <w:tcW w:type="dxa" w:w="3560"/>
+            <w:shd w:fill="EEF4F8" w:color="auto" w:val="clear"/>
+            <w:tcMar>
+              <w:top w:type="dxa" w:w="60"/>
+              <w:left w:type="dxa" w:w="100"/>
+              <w:bottom w:type="dxa" w:w="60"/>
+              <w:right w:type="dxa" w:w="100"/>
+            </w:tcMar>
+          </w:tcPr>
+          <w:p>
+            <w:pPr>
+              <w:spacing w:after="0" w:before="0"/>
+            </w:pPr>
+            <w:r>
+              <w:rPr>
+                <w:b/>
+                <w:bCs/>
+                <w:color w:val="0F2B3C"/>
+                <w:sz w:val="16"/>
+                <w:szCs w:val="16"/>
+              </w:rPr>
+              <w:t xml:space="preserve">WORKING SPACE / CALCULATION STEPS</w:t>
+            </w:r>
+          </w:p>
+        </w:tc>
+        <w:tc>
+          <w:tcPr>
+            <w:tcW w:type="dxa" w:w="3000"/>
+            <w:shd w:fill="FBF3E2" w:color="auto" w:val="clear"/>
+            <w:tcMar>
+              <w:top w:type="dxa" w:w="60"/>
+              <w:left w:type="dxa" w:w="100"/>
+              <w:bottom w:type="dxa" w:w="60"/>
+              <w:right w:type="dxa" w:w="100"/>
+            </w:tcMar>
+          </w:tcPr>
+          <w:p>
+            <w:pPr>
+              <w:spacing w:after="0" w:before="0"/>
+            </w:pPr>
+            <w:r>
+              <w:rPr>
+                <w:b/>
+                <w:bCs/>
+                <w:color w:val="7A5400"/>
+                <w:sz w:val="16"/>
+                <w:szCs w:val="16"/>
+              </w:rPr>
+              <w:t xml:space="preserve">EXPLAIN YOUR REASONING</w:t>
+            </w:r>
+          </w:p>
+        </w:tc>
+      </w:tr>
+      <w:tr>
+        <w:trPr>
+          <w:cantSplit/>
+        </w:trPr>
+        <w:tc>
+          <w:tcPr>
+            <w:tcW w:type="dxa" w:w="2800"/>
+            <w:tcMar>
+              <w:top w:type="dxa" w:w="80"/>
+              <w:left w:type="dxa" w:w="100"/>
+              <w:bottom w:type="dxa" w:w="80"/>
+              <w:right w:type="dxa" w:w="100"/>
+            </w:tcMar>
+            <w:vAlign w:val="top"/>
+          </w:tcPr>
+          <w:p>
+            <w:pPr>
+              <w:spacing w:after="40" w:before="0"/>
+            </w:pPr>
+            <w:r>
+              <w:rPr>
+                <w:b/>
+                <w:bCs/>
+                <w:color w:val="0F2B3C"/>
+                <w:sz w:val="20"/>
+                <w:szCs w:val="20"/>
+              </w:rPr>
+              <w:t xml:space="preserve">2.  Which number is greater, and by how many: 8 compared to 3? (answer the difference)</w:t>
+            </w:r>
+          </w:p>
+        </w:tc>
+        <w:tc>
+          <w:tcPr>
+            <w:tcW w:type="dxa" w:w="3560"/>
+            <w:tcMar>
+              <w:top w:type="dxa" w:w="80"/>
+              <w:left w:type="dxa" w:w="100"/>
+              <w:bottom w:type="dxa" w:w="80"/>
+              <w:right w:type="dxa" w:w="100"/>
+            </w:tcMar>
+            <w:vAlign w:val="top"/>
+          </w:tcPr>
+          <w:p>
+            <w:pPr>
+              <w:spacing w:after="50" w:before="0"/>
+            </w:pPr>
+            <w:r>
+              <w:rPr>
+                <w:color w:val="BBBBBB"/>
+                <w:sz w:val="18"/>
+                <w:szCs w:val="18"/>
+              </w:rPr>
+              <w:t xml:space="preserve">____________________________</w:t>
+            </w:r>
+          </w:p>
+          <w:p>
+            <w:pPr>
+              <w:spacing w:after="50" w:before="0"/>
+            </w:pPr>
+            <w:r>
+              <w:rPr>
+                <w:color w:val="BBBBBB"/>
+                <w:sz w:val="18"/>
+                <w:szCs w:val="18"/>
+              </w:rPr>
+              <w:t xml:space="preserve">____________________________</w:t>
+            </w:r>
+          </w:p>
+          <w:p>
+            <w:pPr>
+              <w:spacing w:after="50" w:before="0"/>
+            </w:pPr>
+            <w:r>
+              <w:rPr>
+                <w:color w:val="BBBBBB"/>
+                <w:sz w:val="18"/>
+                <w:szCs w:val="18"/>
+              </w:rPr>
+              <w:t xml:space="preserve">____________________________</w:t>
+            </w:r>
+          </w:p>
+          <w:p>
+            <w:pPr>
+              <w:spacing w:after="50" w:before="0"/>
+            </w:pPr>
+            <w:r>
+              <w:rPr>
+                <w:color w:val="BBBBBB"/>
+                <w:sz w:val="18"/>
+                <w:szCs w:val="18"/>
+              </w:rPr>
+              <w:t xml:space="preserve">____________________________</w:t>
+            </w:r>
+          </w:p>
+        </w:tc>
+        <w:tc>
+          <w:tcPr>
+            <w:tcW w:type="dxa" w:w="3000"/>
+            <w:shd w:fill="FBF3E2" w:color="auto" w:val="clear"/>
+            <w:tcMar>
+              <w:top w:type="dxa" w:w="80"/>
+              <w:left w:type="dxa" w:w="100"/>
+              <w:bottom w:type="dxa" w:w="80"/>
+              <w:right w:type="dxa" w:w="100"/>
+            </w:tcMar>
+            <w:vAlign w:val="top"/>
+          </w:tcPr>
+          <w:p>
+            <w:pPr>
+              <w:spacing w:after="30" w:before="0"/>
+            </w:pPr>
+            <w:r>
+              <w:rPr>
+                <w:b/>
+                <w:bCs/>
+                <w:color w:val="0F2B3C"/>
+                <w:sz w:val="18"/>
+                <w:szCs w:val="18"/>
+              </w:rPr>
+              <w:t xml:space="preserve">Because... ________________</w:t>
+            </w:r>
+          </w:p>
+          <w:p>
+            <w:pPr>
+              <w:spacing w:after="50" w:before="0"/>
+            </w:pPr>
+            <w:r>
+              <w:rPr>
+                <w:color w:val="BBBBBB"/>
+                <w:sz w:val="18"/>
+                <w:szCs w:val="18"/>
+              </w:rPr>
+              <w:t xml:space="preserve">____________________________</w:t>
+            </w:r>
+          </w:p>
+          <w:p>
+            <w:pPr>
+              <w:spacing w:after="30" w:before="40"/>
+            </w:pPr>
+            <w:r>
+              <w:rPr>
+                <w:b/>
+                <w:bCs/>
+                <w:color w:val="1A6FB5"/>
+                <w:sz w:val="18"/>
+                <w:szCs w:val="18"/>
+              </w:rPr>
+              <w:t xml:space="preserve">Although... _______________</w:t>
+            </w:r>
+          </w:p>
+          <w:p>
+            <w:pPr>
+              <w:spacing w:after="50" w:before="0"/>
+            </w:pPr>
+            <w:r>
+              <w:rPr>
+                <w:color w:val="BBBBBB"/>
+                <w:sz w:val="18"/>
+                <w:szCs w:val="18"/>
+              </w:rPr>
+              <w:t xml:space="preserve">____________________________</w:t>
+            </w:r>
+          </w:p>
+          <w:p>
+            <w:pPr>
+              <w:spacing w:after="30" w:before="40"/>
+            </w:pPr>
+            <w:r>
+              <w:rPr>
+                <w:b/>
+                <w:bCs/>
+                <w:color w:val="7A5400"/>
+                <w:sz w:val="18"/>
+                <w:szCs w:val="18"/>
+              </w:rPr>
+              <w:t xml:space="preserve">Therefore... ______________</w:t>
+            </w:r>
+          </w:p>
+          <w:p>
+            <w:pPr>
+              <w:spacing w:after="50" w:before="0"/>
+            </w:pPr>
+            <w:r>
+              <w:rPr>
+                <w:color w:val="BBBBBB"/>
+                <w:sz w:val="18"/>
+                <w:szCs w:val="18"/>
+              </w:rPr>
+              <w:t xml:space="preserve">____________________________</w:t>
+            </w:r>
+          </w:p>
+        </w:tc>
+      </w:tr>
+    </w:tbl>
+    <w:p>
+      <w:pPr>
+        <w:spacing w:after="60" w:before="0"/>
+      </w:pPr>
+      <w:r>
+        <w:t xml:space="preserve"/>
       </w:r>
     </w:p>
     <w:p>
@@ -498,6 +3869,141 @@
         <w:t xml:space="preserve">____________________________________________________</w:t>
       </w:r>
     </w:p>
+    <w:tbl>
+      <w:tblPr>
+        <w:tblW w:type="dxa" w:w="9360"/>
+        <w:tblBorders>
+          <w:top w:val="single" w:color="C7D2DD" w:sz="6"/>
+          <w:left w:val="single" w:color="C7D2DD" w:sz="6"/>
+          <w:bottom w:val="single" w:color="C7D2DD" w:sz="6"/>
+          <w:right w:val="single" w:color="C7D2DD" w:sz="6"/>
+          <w:insideH w:val="single" w:color="C7D2DD" w:sz="6"/>
+          <w:insideV w:val="single" w:color="C7D2DD" w:sz="6"/>
+        </w:tblBorders>
+      </w:tblPr>
+      <w:tblGrid>
+        <w:gridCol w:w="3120"/>
+        <w:gridCol w:w="3120"/>
+        <w:gridCol w:w="3120"/>
+      </w:tblGrid>
+      <w:tr>
+        <w:trPr>
+          <w:cantSplit/>
+          <w:tblHeader/>
+        </w:trPr>
+        <w:tc>
+          <w:tcPr>
+            <w:tcW w:type="dxa" w:w="9360"/>
+            <w:gridSpan w:val="3"/>
+            <w:shd w:fill="EEF4F8" w:color="auto" w:val="clear"/>
+            <w:tcMar>
+              <w:top w:type="dxa" w:w="60"/>
+              <w:left w:type="dxa" w:w="100"/>
+              <w:bottom w:type="dxa" w:w="60"/>
+              <w:right w:type="dxa" w:w="100"/>
+            </w:tcMar>
+          </w:tcPr>
+          <w:p>
+            <w:pPr>
+              <w:spacing w:after="0" w:before="0"/>
+            </w:pPr>
+            <w:r>
+              <w:rPr>
+                <w:b/>
+                <w:bCs/>
+                <w:color w:val="0F2B3C"/>
+                <w:sz w:val="18"/>
+                <w:szCs w:val="18"/>
+              </w:rPr>
+              <w:t xml:space="preserve">EXIT CHECK · 3-POINT SELF-ASSESSMENT CHECKLIST</w:t>
+            </w:r>
+          </w:p>
+        </w:tc>
+      </w:tr>
+      <w:tr>
+        <w:trPr>
+          <w:cantSplit/>
+        </w:trPr>
+        <w:tc>
+          <w:tcPr>
+            <w:tcW w:type="dxa" w:w="3120"/>
+            <w:tcMar>
+              <w:top w:type="dxa" w:w="80"/>
+              <w:left w:type="dxa" w:w="100"/>
+              <w:bottom w:type="dxa" w:w="80"/>
+              <w:right w:type="dxa" w:w="100"/>
+            </w:tcMar>
+          </w:tcPr>
+          <w:p>
+            <w:pPr>
+              <w:spacing w:after="0" w:before="0"/>
+            </w:pPr>
+            <w:r>
+              <w:rPr>
+                <w:b/>
+                <w:bCs/>
+                <w:color w:val="0F2B3C"/>
+                <w:sz w:val="18"/>
+                <w:szCs w:val="18"/>
+              </w:rPr>
+              <w:t xml:space="preserve">☐ 1. Units &amp; Labels Verified</w:t>
+            </w:r>
+          </w:p>
+        </w:tc>
+        <w:tc>
+          <w:tcPr>
+            <w:tcW w:type="dxa" w:w="3120"/>
+            <w:tcMar>
+              <w:top w:type="dxa" w:w="80"/>
+              <w:left w:type="dxa" w:w="100"/>
+              <w:bottom w:type="dxa" w:w="80"/>
+              <w:right w:type="dxa" w:w="100"/>
+            </w:tcMar>
+          </w:tcPr>
+          <w:p>
+            <w:pPr>
+              <w:spacing w:after="0" w:before="0"/>
+            </w:pPr>
+            <w:r>
+              <w:rPr>
+                <w:b/>
+                <w:bCs/>
+                <w:color w:val="0F2B3C"/>
+                <w:sz w:val="18"/>
+                <w:szCs w:val="18"/>
+              </w:rPr>
+              <w:t xml:space="preserve">☐ 2. Reasoning Stated (Because / Although / Therefore)</w:t>
+            </w:r>
+          </w:p>
+        </w:tc>
+        <w:tc>
+          <w:tcPr>
+            <w:tcW w:type="dxa" w:w="3120"/>
+            <w:tcMar>
+              <w:top w:type="dxa" w:w="80"/>
+              <w:left w:type="dxa" w:w="100"/>
+              <w:bottom w:type="dxa" w:w="80"/>
+              <w:right w:type="dxa" w:w="100"/>
+            </w:tcMar>
+          </w:tcPr>
+          <w:p>
+            <w:pPr>
+              <w:spacing w:after="0" w:before="0"/>
+            </w:pPr>
+            <w:r>
+              <w:rPr>
+                <w:b/>
+                <w:bCs/>
+                <w:color w:val="0F2B3C"/>
+                <w:sz w:val="18"/>
+                <w:szCs w:val="18"/>
+              </w:rPr>
+              <w:t xml:space="preserve">☐ 3. Calculations Double-Checked</w:t>
+            </w:r>
+          </w:p>
+        </w:tc>
+      </w:tr>
+    </w:tbl>
     <w:p>
       <w:pPr>
         <w:spacing w:after="60" w:before="120"/>
